--- a/campaigns/RegisteredAgent-Onboarding/Yo-ai_Agent_Registry.docx
+++ b/campaigns/RegisteredAgent-Onboarding/Yo-ai_Agent_Registry.docx
@@ -187,7 +187,7 @@
       <w:r>
         <w:t>(</w:t>
       </w:r>
-      <w:hyperlink r:id="rId4" w:history="1">
+      <w:hyperlink r:id="rId5" w:history="1">
         <w:r>
           <w:rPr>
             <w:rStyle w:val="Hyperlink"/>
@@ -244,7 +244,7 @@
       <w:r>
         <w:t xml:space="preserve"> whose contact email is </w:t>
       </w:r>
-      <w:hyperlink r:id="rId5" w:history="1">
+      <w:hyperlink r:id="rId6" w:history="1">
         <w:r>
           <w:rPr>
             <w:rStyle w:val="Hyperlink"/>
@@ -403,6 +403,1174 @@
       <w:proofErr w:type="spellEnd"/>
       <w:r>
         <w:t>-ai Platform. (Your A2A “robe-and-slippers” wrapper is ready whenever you register, which includes an agent card)</w:t>
+      </w:r>
+    </w:p>
+    <w:p/>
+    <w:p>
+      <w:pPr>
+        <w:rPr>
+          <w:b/>
+          <w:bCs/>
+        </w:rPr>
+      </w:pPr>
+      <w:r>
+        <w:rPr>
+          <w:rFonts w:ascii="Segoe UI Emoji" w:hAnsi="Segoe UI Emoji" w:cs="Segoe UI Emoji"/>
+          <w:b/>
+          <w:bCs/>
+        </w:rPr>
+        <w:t>🧠</w:t>
+      </w:r>
+      <w:r>
+        <w:rPr>
+          <w:b/>
+          <w:bCs/>
+        </w:rPr>
+        <w:t xml:space="preserve"> </w:t>
+      </w:r>
+      <w:proofErr w:type="gramStart"/>
+      <w:r>
+        <w:rPr>
+          <w:b/>
+          <w:bCs/>
+        </w:rPr>
+        <w:t>Why</w:t>
+      </w:r>
+      <w:proofErr w:type="gramEnd"/>
+      <w:r>
+        <w:rPr>
+          <w:b/>
+          <w:bCs/>
+        </w:rPr>
+        <w:t xml:space="preserve"> </w:t>
+      </w:r>
+      <w:proofErr w:type="gramStart"/>
+      <w:r>
+        <w:rPr>
+          <w:b/>
+          <w:bCs/>
+        </w:rPr>
+        <w:t>this registration step is</w:t>
+      </w:r>
+      <w:proofErr w:type="gramEnd"/>
+      <w:r>
+        <w:rPr>
+          <w:b/>
+          <w:bCs/>
+        </w:rPr>
+        <w:t xml:space="preserve"> essential</w:t>
+      </w:r>
+    </w:p>
+    <w:p>
+      <w:r>
+        <w:t xml:space="preserve">Because your platform is </w:t>
+      </w:r>
+      <w:r>
+        <w:rPr>
+          <w:b/>
+          <w:bCs/>
+        </w:rPr>
+        <w:t>schema</w:t>
+      </w:r>
+      <w:r>
+        <w:rPr>
+          <w:b/>
+          <w:bCs/>
+        </w:rPr>
+        <w:noBreakHyphen/>
+        <w:t>driven</w:t>
+      </w:r>
+      <w:r>
+        <w:t xml:space="preserve">, </w:t>
+      </w:r>
+      <w:r>
+        <w:rPr>
+          <w:b/>
+          <w:bCs/>
+        </w:rPr>
+        <w:t>capability</w:t>
+      </w:r>
+      <w:r>
+        <w:rPr>
+          <w:b/>
+          <w:bCs/>
+        </w:rPr>
+        <w:noBreakHyphen/>
+        <w:t>oriented</w:t>
+      </w:r>
+      <w:r>
+        <w:t xml:space="preserve">, and </w:t>
+      </w:r>
+      <w:r>
+        <w:rPr>
+          <w:b/>
+          <w:bCs/>
+        </w:rPr>
+        <w:t>trust</w:t>
+      </w:r>
+      <w:r>
+        <w:rPr>
+          <w:b/>
+          <w:bCs/>
+        </w:rPr>
+        <w:noBreakHyphen/>
+        <w:t>mediated</w:t>
+      </w:r>
+      <w:r>
+        <w:t>.</w:t>
+      </w:r>
+    </w:p>
+    <w:p>
+      <w:r>
+        <w:t>The Solicitor</w:t>
+      </w:r>
+      <w:r>
+        <w:noBreakHyphen/>
+        <w:t>General cannot:</w:t>
+      </w:r>
+    </w:p>
+    <w:p>
+      <w:pPr>
+        <w:numPr>
+          <w:ilvl w:val="0"/>
+          <w:numId w:val="1"/>
+        </w:numPr>
+      </w:pPr>
+      <w:r>
+        <w:t>validate envelopes</w:t>
+      </w:r>
+    </w:p>
+    <w:p>
+      <w:pPr>
+        <w:numPr>
+          <w:ilvl w:val="0"/>
+          <w:numId w:val="1"/>
+        </w:numPr>
+      </w:pPr>
+      <w:r>
+        <w:lastRenderedPageBreak/>
+        <w:t>enforce trust</w:t>
+      </w:r>
+    </w:p>
+    <w:p>
+      <w:pPr>
+        <w:numPr>
+          <w:ilvl w:val="0"/>
+          <w:numId w:val="1"/>
+        </w:numPr>
+      </w:pPr>
+      <w:r>
+        <w:t>route capabilities</w:t>
+      </w:r>
+    </w:p>
+    <w:p>
+      <w:pPr>
+        <w:numPr>
+          <w:ilvl w:val="0"/>
+          <w:numId w:val="1"/>
+        </w:numPr>
+      </w:pPr>
+      <w:r>
+        <w:t>onboard agents</w:t>
+      </w:r>
+    </w:p>
+    <w:p>
+      <w:pPr>
+        <w:numPr>
+          <w:ilvl w:val="0"/>
+          <w:numId w:val="1"/>
+        </w:numPr>
+      </w:pPr>
+      <w:r>
+        <w:t>simulate behavior</w:t>
+      </w:r>
+    </w:p>
+    <w:p>
+      <w:pPr>
+        <w:numPr>
+          <w:ilvl w:val="0"/>
+          <w:numId w:val="1"/>
+        </w:numPr>
+      </w:pPr>
+      <w:r>
+        <w:t>generate evidence</w:t>
+      </w:r>
+    </w:p>
+    <w:p>
+      <w:pPr>
+        <w:numPr>
+          <w:ilvl w:val="0"/>
+          <w:numId w:val="1"/>
+        </w:numPr>
+      </w:pPr>
+      <w:r>
+        <w:t>mediate cross</w:t>
+      </w:r>
+      <w:r>
+        <w:noBreakHyphen/>
+        <w:t>agent calls</w:t>
+      </w:r>
+    </w:p>
+    <w:p>
+      <w:r>
+        <w:t>…unless it knows:</w:t>
+      </w:r>
+    </w:p>
+    <w:p>
+      <w:pPr>
+        <w:numPr>
+          <w:ilvl w:val="0"/>
+          <w:numId w:val="2"/>
+        </w:numPr>
+      </w:pPr>
+      <w:r>
+        <w:t>what the API exposes</w:t>
+      </w:r>
+    </w:p>
+    <w:p>
+      <w:pPr>
+        <w:numPr>
+          <w:ilvl w:val="0"/>
+          <w:numId w:val="2"/>
+        </w:numPr>
+      </w:pPr>
+      <w:proofErr w:type="gramStart"/>
+      <w:r>
+        <w:t>what</w:t>
+      </w:r>
+      <w:proofErr w:type="gramEnd"/>
+      <w:r>
+        <w:t xml:space="preserve"> the capabilities mean</w:t>
+      </w:r>
+    </w:p>
+    <w:p>
+      <w:pPr>
+        <w:numPr>
+          <w:ilvl w:val="0"/>
+          <w:numId w:val="2"/>
+        </w:numPr>
+      </w:pPr>
+      <w:r>
+        <w:t>who is allowed to call them</w:t>
+      </w:r>
+    </w:p>
+    <w:p>
+      <w:pPr>
+        <w:numPr>
+          <w:ilvl w:val="0"/>
+          <w:numId w:val="2"/>
+        </w:numPr>
+      </w:pPr>
+      <w:proofErr w:type="gramStart"/>
+      <w:r>
+        <w:t>what trust</w:t>
+      </w:r>
+      <w:proofErr w:type="gramEnd"/>
+      <w:r>
+        <w:t xml:space="preserve"> rules apply</w:t>
+      </w:r>
+    </w:p>
+    <w:p>
+      <w:r>
+        <w:t xml:space="preserve">Registration is how you turn a raw API into a </w:t>
+      </w:r>
+      <w:r>
+        <w:rPr>
+          <w:b/>
+          <w:bCs/>
+        </w:rPr>
+        <w:t>governed, agent</w:t>
+      </w:r>
+      <w:r>
+        <w:rPr>
+          <w:b/>
+          <w:bCs/>
+        </w:rPr>
+        <w:noBreakHyphen/>
+        <w:t>safe, platform</w:t>
+      </w:r>
+      <w:r>
+        <w:rPr>
+          <w:b/>
+          <w:bCs/>
+        </w:rPr>
+        <w:noBreakHyphen/>
+        <w:t>compliant service</w:t>
+      </w:r>
+      <w:r>
+        <w:t>.</w:t>
+      </w:r>
+    </w:p>
+    <w:p>
+      <w:r>
+        <w:pict w14:anchorId="6EF88008">
+          <v:rect id="_x0000_i1025" style="width:0;height:1.5pt" o:hralign="center" o:hrstd="t" o:hr="t" fillcolor="#a0a0a0" stroked="f"/>
+        </w:pict>
+      </w:r>
+    </w:p>
+    <w:p>
+      <w:pPr>
+        <w:numPr>
+          <w:ilvl w:val="0"/>
+          <w:numId w:val="3"/>
+        </w:numPr>
+      </w:pPr>
+      <w:r>
+        <w:t xml:space="preserve">Test: </w:t>
+      </w:r>
+    </w:p>
+    <w:p>
+      <w:pPr>
+        <w:numPr>
+          <w:ilvl w:val="1"/>
+          <w:numId w:val="3"/>
+        </w:numPr>
+      </w:pPr>
+      <w:r>
+        <w:t>Capability negotiation</w:t>
+      </w:r>
+    </w:p>
+    <w:p>
+      <w:pPr>
+        <w:numPr>
+          <w:ilvl w:val="1"/>
+          <w:numId w:val="3"/>
+        </w:numPr>
+      </w:pPr>
+      <w:r>
+        <w:t>Envelope validation</w:t>
+      </w:r>
+    </w:p>
+    <w:p>
+      <w:pPr>
+        <w:numPr>
+          <w:ilvl w:val="1"/>
+          <w:numId w:val="3"/>
+        </w:numPr>
+      </w:pPr>
+      <w:r>
+        <w:t>Trust escalation</w:t>
+      </w:r>
+    </w:p>
+    <w:p>
+      <w:pPr>
+        <w:numPr>
+          <w:ilvl w:val="1"/>
+          <w:numId w:val="3"/>
+        </w:numPr>
+      </w:pPr>
+      <w:r>
+        <w:t>Audit logging</w:t>
+      </w:r>
+    </w:p>
+    <w:p>
+      <w:r>
+        <w:pict w14:anchorId="0FB1D5B4">
+          <v:rect id="_x0000_i1027" style="width:0;height:1.5pt" o:hralign="center" o:hrstd="t" o:hr="t" fillcolor="#a0a0a0" stroked="f"/>
+        </w:pict>
+      </w:r>
+    </w:p>
+    <w:p>
+      <w:pPr>
+        <w:rPr>
+          <w:b/>
+          <w:bCs/>
+        </w:rPr>
+      </w:pPr>
+      <w:r>
+        <w:rPr>
+          <w:b/>
+          <w:bCs/>
+        </w:rPr>
+        <w:t>5. Agent Registration &amp; Onboarding</w:t>
+      </w:r>
+    </w:p>
+    <w:p>
+      <w:r>
+        <w:t>Now that the API is live, agents can be onboarded.</w:t>
+      </w:r>
+    </w:p>
+    <w:p>
+      <w:pPr>
+        <w:numPr>
+          <w:ilvl w:val="0"/>
+          <w:numId w:val="4"/>
+        </w:numPr>
+      </w:pPr>
+      <w:r>
+        <w:t xml:space="preserve">Register yourself as: </w:t>
+      </w:r>
+    </w:p>
+    <w:p>
+      <w:pPr>
+        <w:numPr>
+          <w:ilvl w:val="1"/>
+          <w:numId w:val="4"/>
+        </w:numPr>
+      </w:pPr>
+      <w:r>
+        <w:t>Subscriber</w:t>
+      </w:r>
+    </w:p>
+    <w:p>
+      <w:pPr>
+        <w:numPr>
+          <w:ilvl w:val="1"/>
+          <w:numId w:val="4"/>
+        </w:numPr>
+      </w:pPr>
+      <w:proofErr w:type="gramStart"/>
+      <w:r>
+        <w:t>Responsible Human</w:t>
+      </w:r>
+      <w:proofErr w:type="gramEnd"/>
+    </w:p>
+    <w:p>
+      <w:pPr>
+        <w:numPr>
+          <w:ilvl w:val="0"/>
+          <w:numId w:val="4"/>
+        </w:numPr>
+      </w:pPr>
+      <w:r>
+        <w:t xml:space="preserve">Register each agent with: </w:t>
+      </w:r>
+    </w:p>
+    <w:p>
+      <w:pPr>
+        <w:numPr>
+          <w:ilvl w:val="1"/>
+          <w:numId w:val="4"/>
+        </w:numPr>
+      </w:pPr>
+      <w:r>
+        <w:lastRenderedPageBreak/>
+        <w:t>Identity</w:t>
+      </w:r>
+    </w:p>
+    <w:p>
+      <w:pPr>
+        <w:numPr>
+          <w:ilvl w:val="1"/>
+          <w:numId w:val="4"/>
+        </w:numPr>
+      </w:pPr>
+      <w:r>
+        <w:t>Capabilities</w:t>
+      </w:r>
+    </w:p>
+    <w:p>
+      <w:pPr>
+        <w:numPr>
+          <w:ilvl w:val="1"/>
+          <w:numId w:val="4"/>
+        </w:numPr>
+      </w:pPr>
+      <w:r>
+        <w:t>Allowed operations</w:t>
+      </w:r>
+    </w:p>
+    <w:p>
+      <w:pPr>
+        <w:numPr>
+          <w:ilvl w:val="1"/>
+          <w:numId w:val="4"/>
+        </w:numPr>
+      </w:pPr>
+      <w:r>
+        <w:t>Trust level</w:t>
+      </w:r>
+    </w:p>
+    <w:p>
+      <w:pPr>
+        <w:numPr>
+          <w:ilvl w:val="0"/>
+          <w:numId w:val="4"/>
+        </w:numPr>
+      </w:pPr>
+      <w:r>
+        <w:t xml:space="preserve">Ensure each agent receives: </w:t>
+      </w:r>
+    </w:p>
+    <w:p>
+      <w:pPr>
+        <w:numPr>
+          <w:ilvl w:val="1"/>
+          <w:numId w:val="4"/>
+        </w:numPr>
+      </w:pPr>
+      <w:r>
+        <w:t>API key or IAM role</w:t>
+      </w:r>
+    </w:p>
+    <w:p>
+      <w:pPr>
+        <w:numPr>
+          <w:ilvl w:val="1"/>
+          <w:numId w:val="4"/>
+        </w:numPr>
+      </w:pPr>
+      <w:r>
+        <w:t xml:space="preserve">Client certificate (if using </w:t>
+      </w:r>
+      <w:proofErr w:type="spellStart"/>
+      <w:r>
+        <w:t>mTLS</w:t>
+      </w:r>
+      <w:proofErr w:type="spellEnd"/>
+      <w:r>
+        <w:t>)</w:t>
+      </w:r>
+    </w:p>
+    <w:p>
+      <w:pPr>
+        <w:numPr>
+          <w:ilvl w:val="1"/>
+          <w:numId w:val="4"/>
+        </w:numPr>
+      </w:pPr>
+      <w:r>
+        <w:t>Capability manifest</w:t>
+      </w:r>
+    </w:p>
+    <w:p>
+      <w:r>
+        <w:pict w14:anchorId="34600613">
+          <v:rect id="_x0000_i1028" style="width:0;height:1.5pt" o:hralign="center" o:hrstd="t" o:hr="t" fillcolor="#a0a0a0" stroked="f"/>
+        </w:pict>
+      </w:r>
+    </w:p>
+    <w:p>
+      <w:pPr>
+        <w:rPr>
+          <w:b/>
+          <w:bCs/>
+        </w:rPr>
+      </w:pPr>
+      <w:r>
+        <w:rPr>
+          <w:b/>
+          <w:bCs/>
+        </w:rPr>
+        <w:t>6. Logging, Monitoring, and Audit</w:t>
+      </w:r>
+    </w:p>
+    <w:p>
+      <w:r>
+        <w:t>Your platform depends on traceability.</w:t>
+      </w:r>
+    </w:p>
+    <w:p>
+      <w:pPr>
+        <w:rPr>
+          <w:b/>
+          <w:bCs/>
+        </w:rPr>
+      </w:pPr>
+      <w:r>
+        <w:rPr>
+          <w:b/>
+          <w:bCs/>
+        </w:rPr>
+        <w:t>CloudWatch</w:t>
+      </w:r>
+    </w:p>
+    <w:p>
+      <w:pPr>
+        <w:numPr>
+          <w:ilvl w:val="0"/>
+          <w:numId w:val="5"/>
+        </w:numPr>
+      </w:pPr>
+      <w:r>
+        <w:t>Enable execution logging for all methods.</w:t>
+      </w:r>
+    </w:p>
+    <w:p>
+      <w:pPr>
+        <w:numPr>
+          <w:ilvl w:val="0"/>
+          <w:numId w:val="5"/>
+        </w:numPr>
+      </w:pPr>
+      <w:r>
+        <w:t>Enable access logging for the stage.</w:t>
+      </w:r>
+    </w:p>
+    <w:p>
+      <w:pPr>
+        <w:numPr>
+          <w:ilvl w:val="0"/>
+          <w:numId w:val="5"/>
+        </w:numPr>
+      </w:pPr>
+      <w:r>
+        <w:t>Turn on detailed Lambda logs.</w:t>
+      </w:r>
+    </w:p>
+    <w:p>
+      <w:pPr>
+        <w:rPr>
+          <w:b/>
+          <w:bCs/>
+        </w:rPr>
+      </w:pPr>
+      <w:r>
+        <w:rPr>
+          <w:b/>
+          <w:bCs/>
+        </w:rPr>
+        <w:t>Kafka / Event Streaming</w:t>
+      </w:r>
+    </w:p>
+    <w:p>
+      <w:pPr>
+        <w:numPr>
+          <w:ilvl w:val="0"/>
+          <w:numId w:val="6"/>
+        </w:numPr>
+      </w:pPr>
+      <w:r>
+        <w:t xml:space="preserve">Configure your log shipper </w:t>
+      </w:r>
+      <w:proofErr w:type="gramStart"/>
+      <w:r>
+        <w:t>to forward</w:t>
+      </w:r>
+      <w:proofErr w:type="gramEnd"/>
+      <w:r>
+        <w:t xml:space="preserve">: </w:t>
+      </w:r>
+    </w:p>
+    <w:p>
+      <w:pPr>
+        <w:numPr>
+          <w:ilvl w:val="1"/>
+          <w:numId w:val="6"/>
+        </w:numPr>
+      </w:pPr>
+      <w:r>
+        <w:t>Request envelopes</w:t>
+      </w:r>
+    </w:p>
+    <w:p>
+      <w:pPr>
+        <w:numPr>
+          <w:ilvl w:val="1"/>
+          <w:numId w:val="6"/>
+        </w:numPr>
+      </w:pPr>
+      <w:r>
+        <w:t>Response envelopes</w:t>
+      </w:r>
+    </w:p>
+    <w:p>
+      <w:pPr>
+        <w:numPr>
+          <w:ilvl w:val="1"/>
+          <w:numId w:val="6"/>
+        </w:numPr>
+      </w:pPr>
+      <w:r>
+        <w:t>Trust decisions</w:t>
+      </w:r>
+    </w:p>
+    <w:p>
+      <w:pPr>
+        <w:numPr>
+          <w:ilvl w:val="1"/>
+          <w:numId w:val="6"/>
+        </w:numPr>
+      </w:pPr>
+      <w:r>
+        <w:t>Errors</w:t>
+      </w:r>
+    </w:p>
+    <w:p>
+      <w:pPr>
+        <w:numPr>
+          <w:ilvl w:val="1"/>
+          <w:numId w:val="6"/>
+        </w:numPr>
+      </w:pPr>
+      <w:r>
+        <w:t>Agent actions</w:t>
+      </w:r>
+    </w:p>
+    <w:p>
+      <w:pPr>
+        <w:rPr>
+          <w:b/>
+          <w:bCs/>
+        </w:rPr>
+      </w:pPr>
+      <w:r>
+        <w:rPr>
+          <w:b/>
+          <w:bCs/>
+        </w:rPr>
+        <w:t>Audit Trails</w:t>
+      </w:r>
+    </w:p>
+    <w:p>
+      <w:pPr>
+        <w:numPr>
+          <w:ilvl w:val="0"/>
+          <w:numId w:val="7"/>
+        </w:numPr>
+      </w:pPr>
+      <w:r>
+        <w:t xml:space="preserve">Ensure every capability invocation produces: </w:t>
+      </w:r>
+    </w:p>
+    <w:p>
+      <w:pPr>
+        <w:numPr>
+          <w:ilvl w:val="1"/>
+          <w:numId w:val="7"/>
+        </w:numPr>
+      </w:pPr>
+      <w:r>
+        <w:t>Actor</w:t>
+      </w:r>
+    </w:p>
+    <w:p>
+      <w:pPr>
+        <w:numPr>
+          <w:ilvl w:val="1"/>
+          <w:numId w:val="7"/>
+        </w:numPr>
+      </w:pPr>
+      <w:r>
+        <w:t>Capability</w:t>
+      </w:r>
+    </w:p>
+    <w:p>
+      <w:pPr>
+        <w:numPr>
+          <w:ilvl w:val="1"/>
+          <w:numId w:val="7"/>
+        </w:numPr>
+      </w:pPr>
+      <w:r>
+        <w:lastRenderedPageBreak/>
+        <w:t>Input envelope hash</w:t>
+      </w:r>
+    </w:p>
+    <w:p>
+      <w:pPr>
+        <w:numPr>
+          <w:ilvl w:val="1"/>
+          <w:numId w:val="7"/>
+        </w:numPr>
+      </w:pPr>
+      <w:r>
+        <w:t>Output envelope hash</w:t>
+      </w:r>
+    </w:p>
+    <w:p>
+      <w:pPr>
+        <w:numPr>
+          <w:ilvl w:val="1"/>
+          <w:numId w:val="7"/>
+        </w:numPr>
+      </w:pPr>
+      <w:r>
+        <w:t>Timestamp</w:t>
+      </w:r>
+    </w:p>
+    <w:p>
+      <w:pPr>
+        <w:numPr>
+          <w:ilvl w:val="1"/>
+          <w:numId w:val="7"/>
+        </w:numPr>
+      </w:pPr>
+      <w:r>
+        <w:t>Trust vector snapshot</w:t>
+      </w:r>
+    </w:p>
+    <w:p>
+      <w:r>
+        <w:pict w14:anchorId="5D077766">
+          <v:rect id="_x0000_i1031" style="width:0;height:1.5pt" o:hralign="center" o:hrstd="t" o:hr="t" fillcolor="#a0a0a0" stroked="f"/>
+        </w:pict>
+      </w:r>
+    </w:p>
+    <w:p>
+      <w:pPr>
+        <w:rPr>
+          <w:b/>
+          <w:bCs/>
+        </w:rPr>
+      </w:pPr>
+      <w:r>
+        <w:rPr>
+          <w:b/>
+          <w:bCs/>
+        </w:rPr>
+        <w:t>7</w:t>
+      </w:r>
+      <w:proofErr w:type="gramStart"/>
+      <w:r>
+        <w:rPr>
+          <w:b/>
+          <w:bCs/>
+        </w:rPr>
+        <w:t>. Deployment</w:t>
+      </w:r>
+      <w:proofErr w:type="gramEnd"/>
+      <w:r>
+        <w:rPr>
+          <w:b/>
+          <w:bCs/>
+        </w:rPr>
+        <w:t xml:space="preserve"> Pipeline Stabilization</w:t>
+      </w:r>
+    </w:p>
+    <w:p>
+      <w:r>
+        <w:t>You want repeatable deployments.</w:t>
+      </w:r>
+    </w:p>
+    <w:p>
+      <w:pPr>
+        <w:numPr>
+          <w:ilvl w:val="0"/>
+          <w:numId w:val="8"/>
+        </w:numPr>
+      </w:pPr>
+      <w:r>
+        <w:t xml:space="preserve">Create a build step that: </w:t>
+      </w:r>
+    </w:p>
+    <w:p>
+      <w:pPr>
+        <w:numPr>
+          <w:ilvl w:val="1"/>
+          <w:numId w:val="8"/>
+        </w:numPr>
+      </w:pPr>
+      <w:r>
+        <w:t xml:space="preserve">Flattens </w:t>
+      </w:r>
+      <w:proofErr w:type="spellStart"/>
+      <w:r>
+        <w:t>OpenAPI</w:t>
+      </w:r>
+      <w:proofErr w:type="spellEnd"/>
+    </w:p>
+    <w:p>
+      <w:pPr>
+        <w:numPr>
+          <w:ilvl w:val="1"/>
+          <w:numId w:val="8"/>
+        </w:numPr>
+      </w:pPr>
+      <w:r>
+        <w:t>Validates schemas</w:t>
+      </w:r>
+    </w:p>
+    <w:p>
+      <w:pPr>
+        <w:numPr>
+          <w:ilvl w:val="1"/>
+          <w:numId w:val="8"/>
+        </w:numPr>
+      </w:pPr>
+      <w:r>
+        <w:t>Validates integrations</w:t>
+      </w:r>
+    </w:p>
+    <w:p>
+      <w:pPr>
+        <w:numPr>
+          <w:ilvl w:val="0"/>
+          <w:numId w:val="8"/>
+        </w:numPr>
+      </w:pPr>
+      <w:r>
+        <w:t xml:space="preserve">Create a deploy step that: </w:t>
+      </w:r>
+    </w:p>
+    <w:p>
+      <w:pPr>
+        <w:numPr>
+          <w:ilvl w:val="1"/>
+          <w:numId w:val="8"/>
+        </w:numPr>
+      </w:pPr>
+      <w:r>
+        <w:t xml:space="preserve">Imports the </w:t>
+      </w:r>
+      <w:proofErr w:type="spellStart"/>
+      <w:r>
+        <w:t>OpenAPI</w:t>
+      </w:r>
+      <w:proofErr w:type="spellEnd"/>
+    </w:p>
+    <w:p>
+      <w:pPr>
+        <w:numPr>
+          <w:ilvl w:val="1"/>
+          <w:numId w:val="8"/>
+        </w:numPr>
+      </w:pPr>
+      <w:r>
+        <w:t>Deploys to dev/staging/prod</w:t>
+      </w:r>
+    </w:p>
+    <w:p>
+      <w:pPr>
+        <w:numPr>
+          <w:ilvl w:val="1"/>
+          <w:numId w:val="8"/>
+        </w:numPr>
+      </w:pPr>
+      <w:r>
+        <w:t>Runs smoke tests</w:t>
+      </w:r>
+    </w:p>
+    <w:p>
+      <w:pPr>
+        <w:numPr>
+          <w:ilvl w:val="0"/>
+          <w:numId w:val="8"/>
+        </w:numPr>
+      </w:pPr>
+      <w:r>
+        <w:t>Add rollback logic.</w:t>
+      </w:r>
+    </w:p>
+    <w:p>
+      <w:r>
+        <w:pict w14:anchorId="027C5907">
+          <v:rect id="_x0000_i1032" style="width:0;height:1.5pt" o:hralign="center" o:hrstd="t" o:hr="t" fillcolor="#a0a0a0" stroked="f"/>
+        </w:pict>
+      </w:r>
+    </w:p>
+    <w:p>
+      <w:pPr>
+        <w:rPr>
+          <w:b/>
+          <w:bCs/>
+        </w:rPr>
+      </w:pPr>
+      <w:r>
+        <w:rPr>
+          <w:b/>
+          <w:bCs/>
+        </w:rPr>
+        <w:t>8. Developer</w:t>
+      </w:r>
+      <w:r>
+        <w:rPr>
+          <w:b/>
+          <w:bCs/>
+        </w:rPr>
+        <w:noBreakHyphen/>
+        <w:t>Facing Documentation</w:t>
+      </w:r>
+    </w:p>
+    <w:p>
+      <w:r>
+        <w:t>You’re building an ecosystem, not just an API.</w:t>
+      </w:r>
+    </w:p>
+    <w:p>
+      <w:pPr>
+        <w:numPr>
+          <w:ilvl w:val="0"/>
+          <w:numId w:val="9"/>
+        </w:numPr>
+      </w:pPr>
+      <w:r>
+        <w:t>Generate README.md for each agent.</w:t>
+      </w:r>
+    </w:p>
+    <w:p>
+      <w:pPr>
+        <w:numPr>
+          <w:ilvl w:val="0"/>
+          <w:numId w:val="9"/>
+        </w:numPr>
+      </w:pPr>
+      <w:r>
+        <w:t>Generate capability manifests.</w:t>
+      </w:r>
+    </w:p>
+    <w:p>
+      <w:pPr>
+        <w:numPr>
+          <w:ilvl w:val="0"/>
+          <w:numId w:val="9"/>
+        </w:numPr>
+      </w:pPr>
+      <w:r>
+        <w:t>Generate schema indexes.</w:t>
+      </w:r>
+    </w:p>
+    <w:p>
+      <w:pPr>
+        <w:numPr>
+          <w:ilvl w:val="0"/>
+          <w:numId w:val="9"/>
+        </w:numPr>
+      </w:pPr>
+      <w:r>
+        <w:t>Generate router maps.</w:t>
+      </w:r>
+    </w:p>
+    <w:p>
+      <w:pPr>
+        <w:numPr>
+          <w:ilvl w:val="0"/>
+          <w:numId w:val="9"/>
+        </w:numPr>
+      </w:pPr>
+      <w:r>
+        <w:t xml:space="preserve">Publish the </w:t>
+      </w:r>
+      <w:proofErr w:type="spellStart"/>
+      <w:r>
+        <w:t>OpenAPI</w:t>
+      </w:r>
+      <w:proofErr w:type="spellEnd"/>
+      <w:r>
+        <w:t xml:space="preserve"> spec to your </w:t>
+      </w:r>
+      <w:proofErr w:type="gramStart"/>
+      <w:r>
+        <w:t>docs</w:t>
+      </w:r>
+      <w:proofErr w:type="gramEnd"/>
+      <w:r>
+        <w:t xml:space="preserve"> portal.</w:t>
+      </w:r>
+    </w:p>
+    <w:p>
+      <w:r>
+        <w:pict w14:anchorId="77701444">
+          <v:rect id="_x0000_i1033" style="width:0;height:1.5pt" o:hralign="center" o:hrstd="t" o:hr="t" fillcolor="#a0a0a0" stroked="f"/>
+        </w:pict>
+      </w:r>
+    </w:p>
+    <w:p>
+      <w:pPr>
+        <w:rPr>
+          <w:b/>
+          <w:bCs/>
+        </w:rPr>
+      </w:pPr>
+      <w:r>
+        <w:rPr>
+          <w:b/>
+          <w:bCs/>
+        </w:rPr>
+        <w:t>9. End</w:t>
+      </w:r>
+      <w:r>
+        <w:rPr>
+          <w:b/>
+          <w:bCs/>
+        </w:rPr>
+        <w:noBreakHyphen/>
+        <w:t>to</w:t>
+      </w:r>
+      <w:r>
+        <w:rPr>
+          <w:b/>
+          <w:bCs/>
+        </w:rPr>
+        <w:noBreakHyphen/>
+        <w:t>End Simulation</w:t>
+      </w:r>
+    </w:p>
+    <w:p>
+      <w:r>
+        <w:lastRenderedPageBreak/>
+        <w:t>Before onboarding real agents, simulate them.</w:t>
+      </w:r>
+    </w:p>
+    <w:p>
+      <w:pPr>
+        <w:numPr>
+          <w:ilvl w:val="0"/>
+          <w:numId w:val="10"/>
+        </w:numPr>
+      </w:pPr>
+      <w:r>
+        <w:t xml:space="preserve">Use AP2.Client to: </w:t>
+      </w:r>
+    </w:p>
+    <w:p>
+      <w:pPr>
+        <w:numPr>
+          <w:ilvl w:val="1"/>
+          <w:numId w:val="10"/>
+        </w:numPr>
+      </w:pPr>
+      <w:r>
+        <w:t>Validate contracts</w:t>
+      </w:r>
+    </w:p>
+    <w:p>
+      <w:pPr>
+        <w:numPr>
+          <w:ilvl w:val="1"/>
+          <w:numId w:val="10"/>
+        </w:numPr>
+      </w:pPr>
+      <w:r>
+        <w:t>Generate evidence</w:t>
+      </w:r>
+    </w:p>
+    <w:p>
+      <w:pPr>
+        <w:numPr>
+          <w:ilvl w:val="1"/>
+          <w:numId w:val="10"/>
+        </w:numPr>
+      </w:pPr>
+      <w:r>
+        <w:t>Test stuck</w:t>
+      </w:r>
+      <w:r>
+        <w:noBreakHyphen/>
+        <w:t>transaction overrides</w:t>
+      </w:r>
+    </w:p>
+    <w:p>
+      <w:pPr>
+        <w:numPr>
+          <w:ilvl w:val="0"/>
+          <w:numId w:val="10"/>
+        </w:numPr>
+      </w:pPr>
+      <w:r>
+        <w:t xml:space="preserve">Run a full simulation: </w:t>
+      </w:r>
+    </w:p>
+    <w:p>
+      <w:pPr>
+        <w:numPr>
+          <w:ilvl w:val="1"/>
+          <w:numId w:val="10"/>
+        </w:numPr>
+      </w:pPr>
+      <w:r>
+        <w:t>Agent → Solicitor</w:t>
+      </w:r>
+      <w:r>
+        <w:noBreakHyphen/>
+        <w:t>General → API → Lambda → API → Agent</w:t>
+      </w:r>
+    </w:p>
+    <w:p>
+      <w:r>
+        <w:pict w14:anchorId="21C673C9">
+          <v:rect id="_x0000_i1034" style="width:0;height:1.5pt" o:hralign="center" o:hrstd="t" o:hr="t" fillcolor="#a0a0a0" stroked="f"/>
+        </w:pict>
       </w:r>
     </w:p>
     <w:p/>
@@ -414,6 +1582,1531 @@
     </w:sectPr>
   </w:body>
 </w:document>
+</file>
+
+<file path=word/numbering.xml><?xml version="1.0" encoding="utf-8"?>
+<w:numbering xmlns:wpc="http://schemas.microsoft.com/office/word/2010/wordprocessingCanvas" xmlns:cx="http://schemas.microsoft.com/office/drawing/2014/chartex" xmlns:cx1="http://schemas.microsoft.com/office/drawing/2015/9/8/chartex" xmlns:cx2="http://schemas.microsoft.com/office/drawing/2015/10/21/chartex" xmlns:cx3="http://schemas.microsoft.com/office/drawing/2016/5/9/chartex" xmlns:cx4="http://schemas.microsoft.com/office/drawing/2016/5/10/chartex" xmlns:cx5="http://schemas.microsoft.com/office/drawing/2016/5/11/chartex" xmlns:cx6="http://schemas.microsoft.com/office/drawing/2016/5/12/chartex" xmlns:cx7="http://schemas.microsoft.com/office/drawing/2016/5/13/chartex" xmlns:cx8="http://schemas.microsoft.com/office/drawing/2016/5/14/chartex" xmlns:mc="http://schemas.openxmlformats.org/markup-compatibility/2006" xmlns:aink="http://schemas.microsoft.com/office/drawing/2016/ink" xmlns:am3d="http://schemas.microsoft.com/office/drawing/2017/model3d" xmlns:o="urn:schemas-microsoft-com:office:office" xmlns:oel="http://schemas.microsoft.com/office/2019/extlst" xmlns:r="http://schemas.openxmlformats.org/officeDocument/2006/relationships" xmlns:m="http://schemas.openxmlformats.org/officeDocument/2006/math" xmlns:v="urn:schemas-microsoft-com:vml" xmlns:wp14="http://schemas.microsoft.com/office/word/2010/wordprocessingDrawing" xmlns:wp="http://schemas.openxmlformats.org/drawingml/2006/wordprocessingDrawing" xmlns:w10="urn:schemas-microsoft-com:office:word" xmlns:w="http://schemas.openxmlformats.org/wordprocessingml/2006/main" xmlns:w14="http://schemas.microsoft.com/office/word/2010/wordml" xmlns:w15="http://schemas.microsoft.com/office/word/2012/wordml" xmlns:w16cex="http://schemas.microsoft.com/office/word/2018/wordml/cex" xmlns:w16cid="http://schemas.microsoft.com/office/word/2016/wordml/cid" xmlns:w16="http://schemas.microsoft.com/office/word/2018/wordml" xmlns:w16du="http://schemas.microsoft.com/office/word/2023/wordml/word16du" xmlns:w16sdtdh="http://schemas.microsoft.com/office/word/2020/wordml/sdtdatahash" xmlns:w16sdtfl="http://schemas.microsoft.com/office/word/2024/wordml/sdtformatlock" xmlns:w16se="http://schemas.microsoft.com/office/word/2015/wordml/symex" xmlns:wpg="http://schemas.microsoft.com/office/word/2010/wordprocessingGroup" xmlns:wpi="http://schemas.microsoft.com/office/word/2010/wordprocessingInk" xmlns:wne="http://schemas.microsoft.com/office/word/2006/wordml" xmlns:wps="http://schemas.microsoft.com/office/word/2010/wordprocessingShape" mc:Ignorable="w14 w15 w16se w16cid w16 w16cex w16sdtdh w16sdtfl w16du wp14">
+  <w:abstractNum w:abstractNumId="0" w15:restartNumberingAfterBreak="0">
+    <w:nsid w:val="0369144E"/>
+    <w:multiLevelType w:val="multilevel"/>
+    <w:tmpl w:val="66EA92D6"/>
+    <w:lvl w:ilvl="0">
+      <w:start w:val="1"/>
+      <w:numFmt w:val="bullet"/>
+      <w:lvlText w:val=""/>
+      <w:lvlJc w:val="left"/>
+      <w:pPr>
+        <w:tabs>
+          <w:tab w:val="num" w:pos="720"/>
+        </w:tabs>
+        <w:ind w:left="720" w:hanging="360"/>
+      </w:pPr>
+      <w:rPr>
+        <w:rFonts w:ascii="Symbol" w:hAnsi="Symbol" w:hint="default"/>
+        <w:sz w:val="20"/>
+      </w:rPr>
+    </w:lvl>
+    <w:lvl w:ilvl="1" w:tentative="1">
+      <w:start w:val="1"/>
+      <w:numFmt w:val="bullet"/>
+      <w:lvlText w:val="o"/>
+      <w:lvlJc w:val="left"/>
+      <w:pPr>
+        <w:tabs>
+          <w:tab w:val="num" w:pos="1440"/>
+        </w:tabs>
+        <w:ind w:left="1440" w:hanging="360"/>
+      </w:pPr>
+      <w:rPr>
+        <w:rFonts w:ascii="Courier New" w:hAnsi="Courier New" w:hint="default"/>
+        <w:sz w:val="20"/>
+      </w:rPr>
+    </w:lvl>
+    <w:lvl w:ilvl="2" w:tentative="1">
+      <w:start w:val="1"/>
+      <w:numFmt w:val="bullet"/>
+      <w:lvlText w:val=""/>
+      <w:lvlJc w:val="left"/>
+      <w:pPr>
+        <w:tabs>
+          <w:tab w:val="num" w:pos="2160"/>
+        </w:tabs>
+        <w:ind w:left="2160" w:hanging="360"/>
+      </w:pPr>
+      <w:rPr>
+        <w:rFonts w:ascii="Wingdings" w:hAnsi="Wingdings" w:hint="default"/>
+        <w:sz w:val="20"/>
+      </w:rPr>
+    </w:lvl>
+    <w:lvl w:ilvl="3" w:tentative="1">
+      <w:start w:val="1"/>
+      <w:numFmt w:val="bullet"/>
+      <w:lvlText w:val=""/>
+      <w:lvlJc w:val="left"/>
+      <w:pPr>
+        <w:tabs>
+          <w:tab w:val="num" w:pos="2880"/>
+        </w:tabs>
+        <w:ind w:left="2880" w:hanging="360"/>
+      </w:pPr>
+      <w:rPr>
+        <w:rFonts w:ascii="Wingdings" w:hAnsi="Wingdings" w:hint="default"/>
+        <w:sz w:val="20"/>
+      </w:rPr>
+    </w:lvl>
+    <w:lvl w:ilvl="4" w:tentative="1">
+      <w:start w:val="1"/>
+      <w:numFmt w:val="bullet"/>
+      <w:lvlText w:val=""/>
+      <w:lvlJc w:val="left"/>
+      <w:pPr>
+        <w:tabs>
+          <w:tab w:val="num" w:pos="3600"/>
+        </w:tabs>
+        <w:ind w:left="3600" w:hanging="360"/>
+      </w:pPr>
+      <w:rPr>
+        <w:rFonts w:ascii="Wingdings" w:hAnsi="Wingdings" w:hint="default"/>
+        <w:sz w:val="20"/>
+      </w:rPr>
+    </w:lvl>
+    <w:lvl w:ilvl="5" w:tentative="1">
+      <w:start w:val="1"/>
+      <w:numFmt w:val="bullet"/>
+      <w:lvlText w:val=""/>
+      <w:lvlJc w:val="left"/>
+      <w:pPr>
+        <w:tabs>
+          <w:tab w:val="num" w:pos="4320"/>
+        </w:tabs>
+        <w:ind w:left="4320" w:hanging="360"/>
+      </w:pPr>
+      <w:rPr>
+        <w:rFonts w:ascii="Wingdings" w:hAnsi="Wingdings" w:hint="default"/>
+        <w:sz w:val="20"/>
+      </w:rPr>
+    </w:lvl>
+    <w:lvl w:ilvl="6" w:tentative="1">
+      <w:start w:val="1"/>
+      <w:numFmt w:val="bullet"/>
+      <w:lvlText w:val=""/>
+      <w:lvlJc w:val="left"/>
+      <w:pPr>
+        <w:tabs>
+          <w:tab w:val="num" w:pos="5040"/>
+        </w:tabs>
+        <w:ind w:left="5040" w:hanging="360"/>
+      </w:pPr>
+      <w:rPr>
+        <w:rFonts w:ascii="Wingdings" w:hAnsi="Wingdings" w:hint="default"/>
+        <w:sz w:val="20"/>
+      </w:rPr>
+    </w:lvl>
+    <w:lvl w:ilvl="7" w:tentative="1">
+      <w:start w:val="1"/>
+      <w:numFmt w:val="bullet"/>
+      <w:lvlText w:val=""/>
+      <w:lvlJc w:val="left"/>
+      <w:pPr>
+        <w:tabs>
+          <w:tab w:val="num" w:pos="5760"/>
+        </w:tabs>
+        <w:ind w:left="5760" w:hanging="360"/>
+      </w:pPr>
+      <w:rPr>
+        <w:rFonts w:ascii="Wingdings" w:hAnsi="Wingdings" w:hint="default"/>
+        <w:sz w:val="20"/>
+      </w:rPr>
+    </w:lvl>
+    <w:lvl w:ilvl="8" w:tentative="1">
+      <w:start w:val="1"/>
+      <w:numFmt w:val="bullet"/>
+      <w:lvlText w:val=""/>
+      <w:lvlJc w:val="left"/>
+      <w:pPr>
+        <w:tabs>
+          <w:tab w:val="num" w:pos="6480"/>
+        </w:tabs>
+        <w:ind w:left="6480" w:hanging="360"/>
+      </w:pPr>
+      <w:rPr>
+        <w:rFonts w:ascii="Wingdings" w:hAnsi="Wingdings" w:hint="default"/>
+        <w:sz w:val="20"/>
+      </w:rPr>
+    </w:lvl>
+  </w:abstractNum>
+  <w:abstractNum w:abstractNumId="1" w15:restartNumberingAfterBreak="0">
+    <w:nsid w:val="0ED248D0"/>
+    <w:multiLevelType w:val="multilevel"/>
+    <w:tmpl w:val="2F066CEC"/>
+    <w:lvl w:ilvl="0">
+      <w:start w:val="1"/>
+      <w:numFmt w:val="bullet"/>
+      <w:lvlText w:val=""/>
+      <w:lvlJc w:val="left"/>
+      <w:pPr>
+        <w:tabs>
+          <w:tab w:val="num" w:pos="720"/>
+        </w:tabs>
+        <w:ind w:left="720" w:hanging="360"/>
+      </w:pPr>
+      <w:rPr>
+        <w:rFonts w:ascii="Symbol" w:hAnsi="Symbol" w:hint="default"/>
+        <w:sz w:val="20"/>
+      </w:rPr>
+    </w:lvl>
+    <w:lvl w:ilvl="1">
+      <w:start w:val="1"/>
+      <w:numFmt w:val="bullet"/>
+      <w:lvlText w:val="o"/>
+      <w:lvlJc w:val="left"/>
+      <w:pPr>
+        <w:tabs>
+          <w:tab w:val="num" w:pos="1440"/>
+        </w:tabs>
+        <w:ind w:left="1440" w:hanging="360"/>
+      </w:pPr>
+      <w:rPr>
+        <w:rFonts w:ascii="Courier New" w:hAnsi="Courier New" w:hint="default"/>
+        <w:sz w:val="20"/>
+      </w:rPr>
+    </w:lvl>
+    <w:lvl w:ilvl="2" w:tentative="1">
+      <w:start w:val="1"/>
+      <w:numFmt w:val="bullet"/>
+      <w:lvlText w:val=""/>
+      <w:lvlJc w:val="left"/>
+      <w:pPr>
+        <w:tabs>
+          <w:tab w:val="num" w:pos="2160"/>
+        </w:tabs>
+        <w:ind w:left="2160" w:hanging="360"/>
+      </w:pPr>
+      <w:rPr>
+        <w:rFonts w:ascii="Wingdings" w:hAnsi="Wingdings" w:hint="default"/>
+        <w:sz w:val="20"/>
+      </w:rPr>
+    </w:lvl>
+    <w:lvl w:ilvl="3" w:tentative="1">
+      <w:start w:val="1"/>
+      <w:numFmt w:val="bullet"/>
+      <w:lvlText w:val=""/>
+      <w:lvlJc w:val="left"/>
+      <w:pPr>
+        <w:tabs>
+          <w:tab w:val="num" w:pos="2880"/>
+        </w:tabs>
+        <w:ind w:left="2880" w:hanging="360"/>
+      </w:pPr>
+      <w:rPr>
+        <w:rFonts w:ascii="Wingdings" w:hAnsi="Wingdings" w:hint="default"/>
+        <w:sz w:val="20"/>
+      </w:rPr>
+    </w:lvl>
+    <w:lvl w:ilvl="4" w:tentative="1">
+      <w:start w:val="1"/>
+      <w:numFmt w:val="bullet"/>
+      <w:lvlText w:val=""/>
+      <w:lvlJc w:val="left"/>
+      <w:pPr>
+        <w:tabs>
+          <w:tab w:val="num" w:pos="3600"/>
+        </w:tabs>
+        <w:ind w:left="3600" w:hanging="360"/>
+      </w:pPr>
+      <w:rPr>
+        <w:rFonts w:ascii="Wingdings" w:hAnsi="Wingdings" w:hint="default"/>
+        <w:sz w:val="20"/>
+      </w:rPr>
+    </w:lvl>
+    <w:lvl w:ilvl="5" w:tentative="1">
+      <w:start w:val="1"/>
+      <w:numFmt w:val="bullet"/>
+      <w:lvlText w:val=""/>
+      <w:lvlJc w:val="left"/>
+      <w:pPr>
+        <w:tabs>
+          <w:tab w:val="num" w:pos="4320"/>
+        </w:tabs>
+        <w:ind w:left="4320" w:hanging="360"/>
+      </w:pPr>
+      <w:rPr>
+        <w:rFonts w:ascii="Wingdings" w:hAnsi="Wingdings" w:hint="default"/>
+        <w:sz w:val="20"/>
+      </w:rPr>
+    </w:lvl>
+    <w:lvl w:ilvl="6" w:tentative="1">
+      <w:start w:val="1"/>
+      <w:numFmt w:val="bullet"/>
+      <w:lvlText w:val=""/>
+      <w:lvlJc w:val="left"/>
+      <w:pPr>
+        <w:tabs>
+          <w:tab w:val="num" w:pos="5040"/>
+        </w:tabs>
+        <w:ind w:left="5040" w:hanging="360"/>
+      </w:pPr>
+      <w:rPr>
+        <w:rFonts w:ascii="Wingdings" w:hAnsi="Wingdings" w:hint="default"/>
+        <w:sz w:val="20"/>
+      </w:rPr>
+    </w:lvl>
+    <w:lvl w:ilvl="7" w:tentative="1">
+      <w:start w:val="1"/>
+      <w:numFmt w:val="bullet"/>
+      <w:lvlText w:val=""/>
+      <w:lvlJc w:val="left"/>
+      <w:pPr>
+        <w:tabs>
+          <w:tab w:val="num" w:pos="5760"/>
+        </w:tabs>
+        <w:ind w:left="5760" w:hanging="360"/>
+      </w:pPr>
+      <w:rPr>
+        <w:rFonts w:ascii="Wingdings" w:hAnsi="Wingdings" w:hint="default"/>
+        <w:sz w:val="20"/>
+      </w:rPr>
+    </w:lvl>
+    <w:lvl w:ilvl="8" w:tentative="1">
+      <w:start w:val="1"/>
+      <w:numFmt w:val="bullet"/>
+      <w:lvlText w:val=""/>
+      <w:lvlJc w:val="left"/>
+      <w:pPr>
+        <w:tabs>
+          <w:tab w:val="num" w:pos="6480"/>
+        </w:tabs>
+        <w:ind w:left="6480" w:hanging="360"/>
+      </w:pPr>
+      <w:rPr>
+        <w:rFonts w:ascii="Wingdings" w:hAnsi="Wingdings" w:hint="default"/>
+        <w:sz w:val="20"/>
+      </w:rPr>
+    </w:lvl>
+  </w:abstractNum>
+  <w:abstractNum w:abstractNumId="2" w15:restartNumberingAfterBreak="0">
+    <w:nsid w:val="1DDC3AB9"/>
+    <w:multiLevelType w:val="multilevel"/>
+    <w:tmpl w:val="327C0AEE"/>
+    <w:lvl w:ilvl="0">
+      <w:start w:val="1"/>
+      <w:numFmt w:val="bullet"/>
+      <w:lvlText w:val=""/>
+      <w:lvlJc w:val="left"/>
+      <w:pPr>
+        <w:tabs>
+          <w:tab w:val="num" w:pos="720"/>
+        </w:tabs>
+        <w:ind w:left="720" w:hanging="360"/>
+      </w:pPr>
+      <w:rPr>
+        <w:rFonts w:ascii="Symbol" w:hAnsi="Symbol" w:hint="default"/>
+        <w:sz w:val="20"/>
+      </w:rPr>
+    </w:lvl>
+    <w:lvl w:ilvl="1">
+      <w:start w:val="1"/>
+      <w:numFmt w:val="bullet"/>
+      <w:lvlText w:val="o"/>
+      <w:lvlJc w:val="left"/>
+      <w:pPr>
+        <w:tabs>
+          <w:tab w:val="num" w:pos="1440"/>
+        </w:tabs>
+        <w:ind w:left="1440" w:hanging="360"/>
+      </w:pPr>
+      <w:rPr>
+        <w:rFonts w:ascii="Courier New" w:hAnsi="Courier New" w:hint="default"/>
+        <w:sz w:val="20"/>
+      </w:rPr>
+    </w:lvl>
+    <w:lvl w:ilvl="2" w:tentative="1">
+      <w:start w:val="1"/>
+      <w:numFmt w:val="bullet"/>
+      <w:lvlText w:val=""/>
+      <w:lvlJc w:val="left"/>
+      <w:pPr>
+        <w:tabs>
+          <w:tab w:val="num" w:pos="2160"/>
+        </w:tabs>
+        <w:ind w:left="2160" w:hanging="360"/>
+      </w:pPr>
+      <w:rPr>
+        <w:rFonts w:ascii="Wingdings" w:hAnsi="Wingdings" w:hint="default"/>
+        <w:sz w:val="20"/>
+      </w:rPr>
+    </w:lvl>
+    <w:lvl w:ilvl="3" w:tentative="1">
+      <w:start w:val="1"/>
+      <w:numFmt w:val="bullet"/>
+      <w:lvlText w:val=""/>
+      <w:lvlJc w:val="left"/>
+      <w:pPr>
+        <w:tabs>
+          <w:tab w:val="num" w:pos="2880"/>
+        </w:tabs>
+        <w:ind w:left="2880" w:hanging="360"/>
+      </w:pPr>
+      <w:rPr>
+        <w:rFonts w:ascii="Wingdings" w:hAnsi="Wingdings" w:hint="default"/>
+        <w:sz w:val="20"/>
+      </w:rPr>
+    </w:lvl>
+    <w:lvl w:ilvl="4" w:tentative="1">
+      <w:start w:val="1"/>
+      <w:numFmt w:val="bullet"/>
+      <w:lvlText w:val=""/>
+      <w:lvlJc w:val="left"/>
+      <w:pPr>
+        <w:tabs>
+          <w:tab w:val="num" w:pos="3600"/>
+        </w:tabs>
+        <w:ind w:left="3600" w:hanging="360"/>
+      </w:pPr>
+      <w:rPr>
+        <w:rFonts w:ascii="Wingdings" w:hAnsi="Wingdings" w:hint="default"/>
+        <w:sz w:val="20"/>
+      </w:rPr>
+    </w:lvl>
+    <w:lvl w:ilvl="5" w:tentative="1">
+      <w:start w:val="1"/>
+      <w:numFmt w:val="bullet"/>
+      <w:lvlText w:val=""/>
+      <w:lvlJc w:val="left"/>
+      <w:pPr>
+        <w:tabs>
+          <w:tab w:val="num" w:pos="4320"/>
+        </w:tabs>
+        <w:ind w:left="4320" w:hanging="360"/>
+      </w:pPr>
+      <w:rPr>
+        <w:rFonts w:ascii="Wingdings" w:hAnsi="Wingdings" w:hint="default"/>
+        <w:sz w:val="20"/>
+      </w:rPr>
+    </w:lvl>
+    <w:lvl w:ilvl="6" w:tentative="1">
+      <w:start w:val="1"/>
+      <w:numFmt w:val="bullet"/>
+      <w:lvlText w:val=""/>
+      <w:lvlJc w:val="left"/>
+      <w:pPr>
+        <w:tabs>
+          <w:tab w:val="num" w:pos="5040"/>
+        </w:tabs>
+        <w:ind w:left="5040" w:hanging="360"/>
+      </w:pPr>
+      <w:rPr>
+        <w:rFonts w:ascii="Wingdings" w:hAnsi="Wingdings" w:hint="default"/>
+        <w:sz w:val="20"/>
+      </w:rPr>
+    </w:lvl>
+    <w:lvl w:ilvl="7" w:tentative="1">
+      <w:start w:val="1"/>
+      <w:numFmt w:val="bullet"/>
+      <w:lvlText w:val=""/>
+      <w:lvlJc w:val="left"/>
+      <w:pPr>
+        <w:tabs>
+          <w:tab w:val="num" w:pos="5760"/>
+        </w:tabs>
+        <w:ind w:left="5760" w:hanging="360"/>
+      </w:pPr>
+      <w:rPr>
+        <w:rFonts w:ascii="Wingdings" w:hAnsi="Wingdings" w:hint="default"/>
+        <w:sz w:val="20"/>
+      </w:rPr>
+    </w:lvl>
+    <w:lvl w:ilvl="8" w:tentative="1">
+      <w:start w:val="1"/>
+      <w:numFmt w:val="bullet"/>
+      <w:lvlText w:val=""/>
+      <w:lvlJc w:val="left"/>
+      <w:pPr>
+        <w:tabs>
+          <w:tab w:val="num" w:pos="6480"/>
+        </w:tabs>
+        <w:ind w:left="6480" w:hanging="360"/>
+      </w:pPr>
+      <w:rPr>
+        <w:rFonts w:ascii="Wingdings" w:hAnsi="Wingdings" w:hint="default"/>
+        <w:sz w:val="20"/>
+      </w:rPr>
+    </w:lvl>
+  </w:abstractNum>
+  <w:abstractNum w:abstractNumId="3" w15:restartNumberingAfterBreak="0">
+    <w:nsid w:val="2907391A"/>
+    <w:multiLevelType w:val="multilevel"/>
+    <w:tmpl w:val="A3E048B4"/>
+    <w:lvl w:ilvl="0">
+      <w:start w:val="1"/>
+      <w:numFmt w:val="bullet"/>
+      <w:lvlText w:val=""/>
+      <w:lvlJc w:val="left"/>
+      <w:pPr>
+        <w:tabs>
+          <w:tab w:val="num" w:pos="720"/>
+        </w:tabs>
+        <w:ind w:left="720" w:hanging="360"/>
+      </w:pPr>
+      <w:rPr>
+        <w:rFonts w:ascii="Symbol" w:hAnsi="Symbol" w:hint="default"/>
+        <w:sz w:val="20"/>
+      </w:rPr>
+    </w:lvl>
+    <w:lvl w:ilvl="1">
+      <w:start w:val="1"/>
+      <w:numFmt w:val="bullet"/>
+      <w:lvlText w:val="o"/>
+      <w:lvlJc w:val="left"/>
+      <w:pPr>
+        <w:tabs>
+          <w:tab w:val="num" w:pos="1440"/>
+        </w:tabs>
+        <w:ind w:left="1440" w:hanging="360"/>
+      </w:pPr>
+      <w:rPr>
+        <w:rFonts w:ascii="Courier New" w:hAnsi="Courier New" w:hint="default"/>
+        <w:sz w:val="20"/>
+      </w:rPr>
+    </w:lvl>
+    <w:lvl w:ilvl="2" w:tentative="1">
+      <w:start w:val="1"/>
+      <w:numFmt w:val="bullet"/>
+      <w:lvlText w:val=""/>
+      <w:lvlJc w:val="left"/>
+      <w:pPr>
+        <w:tabs>
+          <w:tab w:val="num" w:pos="2160"/>
+        </w:tabs>
+        <w:ind w:left="2160" w:hanging="360"/>
+      </w:pPr>
+      <w:rPr>
+        <w:rFonts w:ascii="Wingdings" w:hAnsi="Wingdings" w:hint="default"/>
+        <w:sz w:val="20"/>
+      </w:rPr>
+    </w:lvl>
+    <w:lvl w:ilvl="3" w:tentative="1">
+      <w:start w:val="1"/>
+      <w:numFmt w:val="bullet"/>
+      <w:lvlText w:val=""/>
+      <w:lvlJc w:val="left"/>
+      <w:pPr>
+        <w:tabs>
+          <w:tab w:val="num" w:pos="2880"/>
+        </w:tabs>
+        <w:ind w:left="2880" w:hanging="360"/>
+      </w:pPr>
+      <w:rPr>
+        <w:rFonts w:ascii="Wingdings" w:hAnsi="Wingdings" w:hint="default"/>
+        <w:sz w:val="20"/>
+      </w:rPr>
+    </w:lvl>
+    <w:lvl w:ilvl="4" w:tentative="1">
+      <w:start w:val="1"/>
+      <w:numFmt w:val="bullet"/>
+      <w:lvlText w:val=""/>
+      <w:lvlJc w:val="left"/>
+      <w:pPr>
+        <w:tabs>
+          <w:tab w:val="num" w:pos="3600"/>
+        </w:tabs>
+        <w:ind w:left="3600" w:hanging="360"/>
+      </w:pPr>
+      <w:rPr>
+        <w:rFonts w:ascii="Wingdings" w:hAnsi="Wingdings" w:hint="default"/>
+        <w:sz w:val="20"/>
+      </w:rPr>
+    </w:lvl>
+    <w:lvl w:ilvl="5" w:tentative="1">
+      <w:start w:val="1"/>
+      <w:numFmt w:val="bullet"/>
+      <w:lvlText w:val=""/>
+      <w:lvlJc w:val="left"/>
+      <w:pPr>
+        <w:tabs>
+          <w:tab w:val="num" w:pos="4320"/>
+        </w:tabs>
+        <w:ind w:left="4320" w:hanging="360"/>
+      </w:pPr>
+      <w:rPr>
+        <w:rFonts w:ascii="Wingdings" w:hAnsi="Wingdings" w:hint="default"/>
+        <w:sz w:val="20"/>
+      </w:rPr>
+    </w:lvl>
+    <w:lvl w:ilvl="6" w:tentative="1">
+      <w:start w:val="1"/>
+      <w:numFmt w:val="bullet"/>
+      <w:lvlText w:val=""/>
+      <w:lvlJc w:val="left"/>
+      <w:pPr>
+        <w:tabs>
+          <w:tab w:val="num" w:pos="5040"/>
+        </w:tabs>
+        <w:ind w:left="5040" w:hanging="360"/>
+      </w:pPr>
+      <w:rPr>
+        <w:rFonts w:ascii="Wingdings" w:hAnsi="Wingdings" w:hint="default"/>
+        <w:sz w:val="20"/>
+      </w:rPr>
+    </w:lvl>
+    <w:lvl w:ilvl="7" w:tentative="1">
+      <w:start w:val="1"/>
+      <w:numFmt w:val="bullet"/>
+      <w:lvlText w:val=""/>
+      <w:lvlJc w:val="left"/>
+      <w:pPr>
+        <w:tabs>
+          <w:tab w:val="num" w:pos="5760"/>
+        </w:tabs>
+        <w:ind w:left="5760" w:hanging="360"/>
+      </w:pPr>
+      <w:rPr>
+        <w:rFonts w:ascii="Wingdings" w:hAnsi="Wingdings" w:hint="default"/>
+        <w:sz w:val="20"/>
+      </w:rPr>
+    </w:lvl>
+    <w:lvl w:ilvl="8" w:tentative="1">
+      <w:start w:val="1"/>
+      <w:numFmt w:val="bullet"/>
+      <w:lvlText w:val=""/>
+      <w:lvlJc w:val="left"/>
+      <w:pPr>
+        <w:tabs>
+          <w:tab w:val="num" w:pos="6480"/>
+        </w:tabs>
+        <w:ind w:left="6480" w:hanging="360"/>
+      </w:pPr>
+      <w:rPr>
+        <w:rFonts w:ascii="Wingdings" w:hAnsi="Wingdings" w:hint="default"/>
+        <w:sz w:val="20"/>
+      </w:rPr>
+    </w:lvl>
+  </w:abstractNum>
+  <w:abstractNum w:abstractNumId="4" w15:restartNumberingAfterBreak="0">
+    <w:nsid w:val="38D6270E"/>
+    <w:multiLevelType w:val="multilevel"/>
+    <w:tmpl w:val="219264A0"/>
+    <w:lvl w:ilvl="0">
+      <w:start w:val="1"/>
+      <w:numFmt w:val="bullet"/>
+      <w:lvlText w:val=""/>
+      <w:lvlJc w:val="left"/>
+      <w:pPr>
+        <w:tabs>
+          <w:tab w:val="num" w:pos="720"/>
+        </w:tabs>
+        <w:ind w:left="720" w:hanging="360"/>
+      </w:pPr>
+      <w:rPr>
+        <w:rFonts w:ascii="Symbol" w:hAnsi="Symbol" w:hint="default"/>
+        <w:sz w:val="20"/>
+      </w:rPr>
+    </w:lvl>
+    <w:lvl w:ilvl="1" w:tentative="1">
+      <w:start w:val="1"/>
+      <w:numFmt w:val="bullet"/>
+      <w:lvlText w:val="o"/>
+      <w:lvlJc w:val="left"/>
+      <w:pPr>
+        <w:tabs>
+          <w:tab w:val="num" w:pos="1440"/>
+        </w:tabs>
+        <w:ind w:left="1440" w:hanging="360"/>
+      </w:pPr>
+      <w:rPr>
+        <w:rFonts w:ascii="Courier New" w:hAnsi="Courier New" w:hint="default"/>
+        <w:sz w:val="20"/>
+      </w:rPr>
+    </w:lvl>
+    <w:lvl w:ilvl="2" w:tentative="1">
+      <w:start w:val="1"/>
+      <w:numFmt w:val="bullet"/>
+      <w:lvlText w:val=""/>
+      <w:lvlJc w:val="left"/>
+      <w:pPr>
+        <w:tabs>
+          <w:tab w:val="num" w:pos="2160"/>
+        </w:tabs>
+        <w:ind w:left="2160" w:hanging="360"/>
+      </w:pPr>
+      <w:rPr>
+        <w:rFonts w:ascii="Wingdings" w:hAnsi="Wingdings" w:hint="default"/>
+        <w:sz w:val="20"/>
+      </w:rPr>
+    </w:lvl>
+    <w:lvl w:ilvl="3" w:tentative="1">
+      <w:start w:val="1"/>
+      <w:numFmt w:val="bullet"/>
+      <w:lvlText w:val=""/>
+      <w:lvlJc w:val="left"/>
+      <w:pPr>
+        <w:tabs>
+          <w:tab w:val="num" w:pos="2880"/>
+        </w:tabs>
+        <w:ind w:left="2880" w:hanging="360"/>
+      </w:pPr>
+      <w:rPr>
+        <w:rFonts w:ascii="Wingdings" w:hAnsi="Wingdings" w:hint="default"/>
+        <w:sz w:val="20"/>
+      </w:rPr>
+    </w:lvl>
+    <w:lvl w:ilvl="4" w:tentative="1">
+      <w:start w:val="1"/>
+      <w:numFmt w:val="bullet"/>
+      <w:lvlText w:val=""/>
+      <w:lvlJc w:val="left"/>
+      <w:pPr>
+        <w:tabs>
+          <w:tab w:val="num" w:pos="3600"/>
+        </w:tabs>
+        <w:ind w:left="3600" w:hanging="360"/>
+      </w:pPr>
+      <w:rPr>
+        <w:rFonts w:ascii="Wingdings" w:hAnsi="Wingdings" w:hint="default"/>
+        <w:sz w:val="20"/>
+      </w:rPr>
+    </w:lvl>
+    <w:lvl w:ilvl="5" w:tentative="1">
+      <w:start w:val="1"/>
+      <w:numFmt w:val="bullet"/>
+      <w:lvlText w:val=""/>
+      <w:lvlJc w:val="left"/>
+      <w:pPr>
+        <w:tabs>
+          <w:tab w:val="num" w:pos="4320"/>
+        </w:tabs>
+        <w:ind w:left="4320" w:hanging="360"/>
+      </w:pPr>
+      <w:rPr>
+        <w:rFonts w:ascii="Wingdings" w:hAnsi="Wingdings" w:hint="default"/>
+        <w:sz w:val="20"/>
+      </w:rPr>
+    </w:lvl>
+    <w:lvl w:ilvl="6" w:tentative="1">
+      <w:start w:val="1"/>
+      <w:numFmt w:val="bullet"/>
+      <w:lvlText w:val=""/>
+      <w:lvlJc w:val="left"/>
+      <w:pPr>
+        <w:tabs>
+          <w:tab w:val="num" w:pos="5040"/>
+        </w:tabs>
+        <w:ind w:left="5040" w:hanging="360"/>
+      </w:pPr>
+      <w:rPr>
+        <w:rFonts w:ascii="Wingdings" w:hAnsi="Wingdings" w:hint="default"/>
+        <w:sz w:val="20"/>
+      </w:rPr>
+    </w:lvl>
+    <w:lvl w:ilvl="7" w:tentative="1">
+      <w:start w:val="1"/>
+      <w:numFmt w:val="bullet"/>
+      <w:lvlText w:val=""/>
+      <w:lvlJc w:val="left"/>
+      <w:pPr>
+        <w:tabs>
+          <w:tab w:val="num" w:pos="5760"/>
+        </w:tabs>
+        <w:ind w:left="5760" w:hanging="360"/>
+      </w:pPr>
+      <w:rPr>
+        <w:rFonts w:ascii="Wingdings" w:hAnsi="Wingdings" w:hint="default"/>
+        <w:sz w:val="20"/>
+      </w:rPr>
+    </w:lvl>
+    <w:lvl w:ilvl="8" w:tentative="1">
+      <w:start w:val="1"/>
+      <w:numFmt w:val="bullet"/>
+      <w:lvlText w:val=""/>
+      <w:lvlJc w:val="left"/>
+      <w:pPr>
+        <w:tabs>
+          <w:tab w:val="num" w:pos="6480"/>
+        </w:tabs>
+        <w:ind w:left="6480" w:hanging="360"/>
+      </w:pPr>
+      <w:rPr>
+        <w:rFonts w:ascii="Wingdings" w:hAnsi="Wingdings" w:hint="default"/>
+        <w:sz w:val="20"/>
+      </w:rPr>
+    </w:lvl>
+  </w:abstractNum>
+  <w:abstractNum w:abstractNumId="5" w15:restartNumberingAfterBreak="0">
+    <w:nsid w:val="4E5B42FD"/>
+    <w:multiLevelType w:val="multilevel"/>
+    <w:tmpl w:val="58F4036C"/>
+    <w:lvl w:ilvl="0">
+      <w:start w:val="1"/>
+      <w:numFmt w:val="bullet"/>
+      <w:lvlText w:val=""/>
+      <w:lvlJc w:val="left"/>
+      <w:pPr>
+        <w:tabs>
+          <w:tab w:val="num" w:pos="720"/>
+        </w:tabs>
+        <w:ind w:left="720" w:hanging="360"/>
+      </w:pPr>
+      <w:rPr>
+        <w:rFonts w:ascii="Symbol" w:hAnsi="Symbol" w:hint="default"/>
+        <w:sz w:val="20"/>
+      </w:rPr>
+    </w:lvl>
+    <w:lvl w:ilvl="1">
+      <w:start w:val="1"/>
+      <w:numFmt w:val="bullet"/>
+      <w:lvlText w:val="o"/>
+      <w:lvlJc w:val="left"/>
+      <w:pPr>
+        <w:tabs>
+          <w:tab w:val="num" w:pos="1440"/>
+        </w:tabs>
+        <w:ind w:left="1440" w:hanging="360"/>
+      </w:pPr>
+      <w:rPr>
+        <w:rFonts w:ascii="Courier New" w:hAnsi="Courier New" w:hint="default"/>
+        <w:sz w:val="20"/>
+      </w:rPr>
+    </w:lvl>
+    <w:lvl w:ilvl="2" w:tentative="1">
+      <w:start w:val="1"/>
+      <w:numFmt w:val="bullet"/>
+      <w:lvlText w:val=""/>
+      <w:lvlJc w:val="left"/>
+      <w:pPr>
+        <w:tabs>
+          <w:tab w:val="num" w:pos="2160"/>
+        </w:tabs>
+        <w:ind w:left="2160" w:hanging="360"/>
+      </w:pPr>
+      <w:rPr>
+        <w:rFonts w:ascii="Wingdings" w:hAnsi="Wingdings" w:hint="default"/>
+        <w:sz w:val="20"/>
+      </w:rPr>
+    </w:lvl>
+    <w:lvl w:ilvl="3" w:tentative="1">
+      <w:start w:val="1"/>
+      <w:numFmt w:val="bullet"/>
+      <w:lvlText w:val=""/>
+      <w:lvlJc w:val="left"/>
+      <w:pPr>
+        <w:tabs>
+          <w:tab w:val="num" w:pos="2880"/>
+        </w:tabs>
+        <w:ind w:left="2880" w:hanging="360"/>
+      </w:pPr>
+      <w:rPr>
+        <w:rFonts w:ascii="Wingdings" w:hAnsi="Wingdings" w:hint="default"/>
+        <w:sz w:val="20"/>
+      </w:rPr>
+    </w:lvl>
+    <w:lvl w:ilvl="4" w:tentative="1">
+      <w:start w:val="1"/>
+      <w:numFmt w:val="bullet"/>
+      <w:lvlText w:val=""/>
+      <w:lvlJc w:val="left"/>
+      <w:pPr>
+        <w:tabs>
+          <w:tab w:val="num" w:pos="3600"/>
+        </w:tabs>
+        <w:ind w:left="3600" w:hanging="360"/>
+      </w:pPr>
+      <w:rPr>
+        <w:rFonts w:ascii="Wingdings" w:hAnsi="Wingdings" w:hint="default"/>
+        <w:sz w:val="20"/>
+      </w:rPr>
+    </w:lvl>
+    <w:lvl w:ilvl="5" w:tentative="1">
+      <w:start w:val="1"/>
+      <w:numFmt w:val="bullet"/>
+      <w:lvlText w:val=""/>
+      <w:lvlJc w:val="left"/>
+      <w:pPr>
+        <w:tabs>
+          <w:tab w:val="num" w:pos="4320"/>
+        </w:tabs>
+        <w:ind w:left="4320" w:hanging="360"/>
+      </w:pPr>
+      <w:rPr>
+        <w:rFonts w:ascii="Wingdings" w:hAnsi="Wingdings" w:hint="default"/>
+        <w:sz w:val="20"/>
+      </w:rPr>
+    </w:lvl>
+    <w:lvl w:ilvl="6" w:tentative="1">
+      <w:start w:val="1"/>
+      <w:numFmt w:val="bullet"/>
+      <w:lvlText w:val=""/>
+      <w:lvlJc w:val="left"/>
+      <w:pPr>
+        <w:tabs>
+          <w:tab w:val="num" w:pos="5040"/>
+        </w:tabs>
+        <w:ind w:left="5040" w:hanging="360"/>
+      </w:pPr>
+      <w:rPr>
+        <w:rFonts w:ascii="Wingdings" w:hAnsi="Wingdings" w:hint="default"/>
+        <w:sz w:val="20"/>
+      </w:rPr>
+    </w:lvl>
+    <w:lvl w:ilvl="7" w:tentative="1">
+      <w:start w:val="1"/>
+      <w:numFmt w:val="bullet"/>
+      <w:lvlText w:val=""/>
+      <w:lvlJc w:val="left"/>
+      <w:pPr>
+        <w:tabs>
+          <w:tab w:val="num" w:pos="5760"/>
+        </w:tabs>
+        <w:ind w:left="5760" w:hanging="360"/>
+      </w:pPr>
+      <w:rPr>
+        <w:rFonts w:ascii="Wingdings" w:hAnsi="Wingdings" w:hint="default"/>
+        <w:sz w:val="20"/>
+      </w:rPr>
+    </w:lvl>
+    <w:lvl w:ilvl="8" w:tentative="1">
+      <w:start w:val="1"/>
+      <w:numFmt w:val="bullet"/>
+      <w:lvlText w:val=""/>
+      <w:lvlJc w:val="left"/>
+      <w:pPr>
+        <w:tabs>
+          <w:tab w:val="num" w:pos="6480"/>
+        </w:tabs>
+        <w:ind w:left="6480" w:hanging="360"/>
+      </w:pPr>
+      <w:rPr>
+        <w:rFonts w:ascii="Wingdings" w:hAnsi="Wingdings" w:hint="default"/>
+        <w:sz w:val="20"/>
+      </w:rPr>
+    </w:lvl>
+  </w:abstractNum>
+  <w:abstractNum w:abstractNumId="6" w15:restartNumberingAfterBreak="0">
+    <w:nsid w:val="5406261C"/>
+    <w:multiLevelType w:val="multilevel"/>
+    <w:tmpl w:val="532089C6"/>
+    <w:lvl w:ilvl="0">
+      <w:start w:val="1"/>
+      <w:numFmt w:val="bullet"/>
+      <w:lvlText w:val=""/>
+      <w:lvlJc w:val="left"/>
+      <w:pPr>
+        <w:tabs>
+          <w:tab w:val="num" w:pos="720"/>
+        </w:tabs>
+        <w:ind w:left="720" w:hanging="360"/>
+      </w:pPr>
+      <w:rPr>
+        <w:rFonts w:ascii="Symbol" w:hAnsi="Symbol" w:hint="default"/>
+        <w:sz w:val="20"/>
+      </w:rPr>
+    </w:lvl>
+    <w:lvl w:ilvl="1" w:tentative="1">
+      <w:start w:val="1"/>
+      <w:numFmt w:val="bullet"/>
+      <w:lvlText w:val="o"/>
+      <w:lvlJc w:val="left"/>
+      <w:pPr>
+        <w:tabs>
+          <w:tab w:val="num" w:pos="1440"/>
+        </w:tabs>
+        <w:ind w:left="1440" w:hanging="360"/>
+      </w:pPr>
+      <w:rPr>
+        <w:rFonts w:ascii="Courier New" w:hAnsi="Courier New" w:hint="default"/>
+        <w:sz w:val="20"/>
+      </w:rPr>
+    </w:lvl>
+    <w:lvl w:ilvl="2" w:tentative="1">
+      <w:start w:val="1"/>
+      <w:numFmt w:val="bullet"/>
+      <w:lvlText w:val=""/>
+      <w:lvlJc w:val="left"/>
+      <w:pPr>
+        <w:tabs>
+          <w:tab w:val="num" w:pos="2160"/>
+        </w:tabs>
+        <w:ind w:left="2160" w:hanging="360"/>
+      </w:pPr>
+      <w:rPr>
+        <w:rFonts w:ascii="Wingdings" w:hAnsi="Wingdings" w:hint="default"/>
+        <w:sz w:val="20"/>
+      </w:rPr>
+    </w:lvl>
+    <w:lvl w:ilvl="3" w:tentative="1">
+      <w:start w:val="1"/>
+      <w:numFmt w:val="bullet"/>
+      <w:lvlText w:val=""/>
+      <w:lvlJc w:val="left"/>
+      <w:pPr>
+        <w:tabs>
+          <w:tab w:val="num" w:pos="2880"/>
+        </w:tabs>
+        <w:ind w:left="2880" w:hanging="360"/>
+      </w:pPr>
+      <w:rPr>
+        <w:rFonts w:ascii="Wingdings" w:hAnsi="Wingdings" w:hint="default"/>
+        <w:sz w:val="20"/>
+      </w:rPr>
+    </w:lvl>
+    <w:lvl w:ilvl="4" w:tentative="1">
+      <w:start w:val="1"/>
+      <w:numFmt w:val="bullet"/>
+      <w:lvlText w:val=""/>
+      <w:lvlJc w:val="left"/>
+      <w:pPr>
+        <w:tabs>
+          <w:tab w:val="num" w:pos="3600"/>
+        </w:tabs>
+        <w:ind w:left="3600" w:hanging="360"/>
+      </w:pPr>
+      <w:rPr>
+        <w:rFonts w:ascii="Wingdings" w:hAnsi="Wingdings" w:hint="default"/>
+        <w:sz w:val="20"/>
+      </w:rPr>
+    </w:lvl>
+    <w:lvl w:ilvl="5" w:tentative="1">
+      <w:start w:val="1"/>
+      <w:numFmt w:val="bullet"/>
+      <w:lvlText w:val=""/>
+      <w:lvlJc w:val="left"/>
+      <w:pPr>
+        <w:tabs>
+          <w:tab w:val="num" w:pos="4320"/>
+        </w:tabs>
+        <w:ind w:left="4320" w:hanging="360"/>
+      </w:pPr>
+      <w:rPr>
+        <w:rFonts w:ascii="Wingdings" w:hAnsi="Wingdings" w:hint="default"/>
+        <w:sz w:val="20"/>
+      </w:rPr>
+    </w:lvl>
+    <w:lvl w:ilvl="6" w:tentative="1">
+      <w:start w:val="1"/>
+      <w:numFmt w:val="bullet"/>
+      <w:lvlText w:val=""/>
+      <w:lvlJc w:val="left"/>
+      <w:pPr>
+        <w:tabs>
+          <w:tab w:val="num" w:pos="5040"/>
+        </w:tabs>
+        <w:ind w:left="5040" w:hanging="360"/>
+      </w:pPr>
+      <w:rPr>
+        <w:rFonts w:ascii="Wingdings" w:hAnsi="Wingdings" w:hint="default"/>
+        <w:sz w:val="20"/>
+      </w:rPr>
+    </w:lvl>
+    <w:lvl w:ilvl="7" w:tentative="1">
+      <w:start w:val="1"/>
+      <w:numFmt w:val="bullet"/>
+      <w:lvlText w:val=""/>
+      <w:lvlJc w:val="left"/>
+      <w:pPr>
+        <w:tabs>
+          <w:tab w:val="num" w:pos="5760"/>
+        </w:tabs>
+        <w:ind w:left="5760" w:hanging="360"/>
+      </w:pPr>
+      <w:rPr>
+        <w:rFonts w:ascii="Wingdings" w:hAnsi="Wingdings" w:hint="default"/>
+        <w:sz w:val="20"/>
+      </w:rPr>
+    </w:lvl>
+    <w:lvl w:ilvl="8" w:tentative="1">
+      <w:start w:val="1"/>
+      <w:numFmt w:val="bullet"/>
+      <w:lvlText w:val=""/>
+      <w:lvlJc w:val="left"/>
+      <w:pPr>
+        <w:tabs>
+          <w:tab w:val="num" w:pos="6480"/>
+        </w:tabs>
+        <w:ind w:left="6480" w:hanging="360"/>
+      </w:pPr>
+      <w:rPr>
+        <w:rFonts w:ascii="Wingdings" w:hAnsi="Wingdings" w:hint="default"/>
+        <w:sz w:val="20"/>
+      </w:rPr>
+    </w:lvl>
+  </w:abstractNum>
+  <w:abstractNum w:abstractNumId="7" w15:restartNumberingAfterBreak="0">
+    <w:nsid w:val="542C6517"/>
+    <w:multiLevelType w:val="multilevel"/>
+    <w:tmpl w:val="EFBA5574"/>
+    <w:lvl w:ilvl="0">
+      <w:start w:val="1"/>
+      <w:numFmt w:val="bullet"/>
+      <w:lvlText w:val=""/>
+      <w:lvlJc w:val="left"/>
+      <w:pPr>
+        <w:tabs>
+          <w:tab w:val="num" w:pos="720"/>
+        </w:tabs>
+        <w:ind w:left="720" w:hanging="360"/>
+      </w:pPr>
+      <w:rPr>
+        <w:rFonts w:ascii="Symbol" w:hAnsi="Symbol" w:hint="default"/>
+        <w:sz w:val="20"/>
+      </w:rPr>
+    </w:lvl>
+    <w:lvl w:ilvl="1">
+      <w:start w:val="1"/>
+      <w:numFmt w:val="bullet"/>
+      <w:lvlText w:val="o"/>
+      <w:lvlJc w:val="left"/>
+      <w:pPr>
+        <w:tabs>
+          <w:tab w:val="num" w:pos="1440"/>
+        </w:tabs>
+        <w:ind w:left="1440" w:hanging="360"/>
+      </w:pPr>
+      <w:rPr>
+        <w:rFonts w:ascii="Courier New" w:hAnsi="Courier New" w:hint="default"/>
+        <w:sz w:val="20"/>
+      </w:rPr>
+    </w:lvl>
+    <w:lvl w:ilvl="2" w:tentative="1">
+      <w:start w:val="1"/>
+      <w:numFmt w:val="bullet"/>
+      <w:lvlText w:val=""/>
+      <w:lvlJc w:val="left"/>
+      <w:pPr>
+        <w:tabs>
+          <w:tab w:val="num" w:pos="2160"/>
+        </w:tabs>
+        <w:ind w:left="2160" w:hanging="360"/>
+      </w:pPr>
+      <w:rPr>
+        <w:rFonts w:ascii="Wingdings" w:hAnsi="Wingdings" w:hint="default"/>
+        <w:sz w:val="20"/>
+      </w:rPr>
+    </w:lvl>
+    <w:lvl w:ilvl="3" w:tentative="1">
+      <w:start w:val="1"/>
+      <w:numFmt w:val="bullet"/>
+      <w:lvlText w:val=""/>
+      <w:lvlJc w:val="left"/>
+      <w:pPr>
+        <w:tabs>
+          <w:tab w:val="num" w:pos="2880"/>
+        </w:tabs>
+        <w:ind w:left="2880" w:hanging="360"/>
+      </w:pPr>
+      <w:rPr>
+        <w:rFonts w:ascii="Wingdings" w:hAnsi="Wingdings" w:hint="default"/>
+        <w:sz w:val="20"/>
+      </w:rPr>
+    </w:lvl>
+    <w:lvl w:ilvl="4" w:tentative="1">
+      <w:start w:val="1"/>
+      <w:numFmt w:val="bullet"/>
+      <w:lvlText w:val=""/>
+      <w:lvlJc w:val="left"/>
+      <w:pPr>
+        <w:tabs>
+          <w:tab w:val="num" w:pos="3600"/>
+        </w:tabs>
+        <w:ind w:left="3600" w:hanging="360"/>
+      </w:pPr>
+      <w:rPr>
+        <w:rFonts w:ascii="Wingdings" w:hAnsi="Wingdings" w:hint="default"/>
+        <w:sz w:val="20"/>
+      </w:rPr>
+    </w:lvl>
+    <w:lvl w:ilvl="5" w:tentative="1">
+      <w:start w:val="1"/>
+      <w:numFmt w:val="bullet"/>
+      <w:lvlText w:val=""/>
+      <w:lvlJc w:val="left"/>
+      <w:pPr>
+        <w:tabs>
+          <w:tab w:val="num" w:pos="4320"/>
+        </w:tabs>
+        <w:ind w:left="4320" w:hanging="360"/>
+      </w:pPr>
+      <w:rPr>
+        <w:rFonts w:ascii="Wingdings" w:hAnsi="Wingdings" w:hint="default"/>
+        <w:sz w:val="20"/>
+      </w:rPr>
+    </w:lvl>
+    <w:lvl w:ilvl="6" w:tentative="1">
+      <w:start w:val="1"/>
+      <w:numFmt w:val="bullet"/>
+      <w:lvlText w:val=""/>
+      <w:lvlJc w:val="left"/>
+      <w:pPr>
+        <w:tabs>
+          <w:tab w:val="num" w:pos="5040"/>
+        </w:tabs>
+        <w:ind w:left="5040" w:hanging="360"/>
+      </w:pPr>
+      <w:rPr>
+        <w:rFonts w:ascii="Wingdings" w:hAnsi="Wingdings" w:hint="default"/>
+        <w:sz w:val="20"/>
+      </w:rPr>
+    </w:lvl>
+    <w:lvl w:ilvl="7" w:tentative="1">
+      <w:start w:val="1"/>
+      <w:numFmt w:val="bullet"/>
+      <w:lvlText w:val=""/>
+      <w:lvlJc w:val="left"/>
+      <w:pPr>
+        <w:tabs>
+          <w:tab w:val="num" w:pos="5760"/>
+        </w:tabs>
+        <w:ind w:left="5760" w:hanging="360"/>
+      </w:pPr>
+      <w:rPr>
+        <w:rFonts w:ascii="Wingdings" w:hAnsi="Wingdings" w:hint="default"/>
+        <w:sz w:val="20"/>
+      </w:rPr>
+    </w:lvl>
+    <w:lvl w:ilvl="8" w:tentative="1">
+      <w:start w:val="1"/>
+      <w:numFmt w:val="bullet"/>
+      <w:lvlText w:val=""/>
+      <w:lvlJc w:val="left"/>
+      <w:pPr>
+        <w:tabs>
+          <w:tab w:val="num" w:pos="6480"/>
+        </w:tabs>
+        <w:ind w:left="6480" w:hanging="360"/>
+      </w:pPr>
+      <w:rPr>
+        <w:rFonts w:ascii="Wingdings" w:hAnsi="Wingdings" w:hint="default"/>
+        <w:sz w:val="20"/>
+      </w:rPr>
+    </w:lvl>
+  </w:abstractNum>
+  <w:abstractNum w:abstractNumId="8" w15:restartNumberingAfterBreak="0">
+    <w:nsid w:val="5B093416"/>
+    <w:multiLevelType w:val="multilevel"/>
+    <w:tmpl w:val="C8ACF32A"/>
+    <w:lvl w:ilvl="0">
+      <w:start w:val="1"/>
+      <w:numFmt w:val="bullet"/>
+      <w:lvlText w:val=""/>
+      <w:lvlJc w:val="left"/>
+      <w:pPr>
+        <w:tabs>
+          <w:tab w:val="num" w:pos="720"/>
+        </w:tabs>
+        <w:ind w:left="720" w:hanging="360"/>
+      </w:pPr>
+      <w:rPr>
+        <w:rFonts w:ascii="Symbol" w:hAnsi="Symbol" w:hint="default"/>
+        <w:sz w:val="20"/>
+      </w:rPr>
+    </w:lvl>
+    <w:lvl w:ilvl="1">
+      <w:start w:val="1"/>
+      <w:numFmt w:val="bullet"/>
+      <w:lvlText w:val="o"/>
+      <w:lvlJc w:val="left"/>
+      <w:pPr>
+        <w:tabs>
+          <w:tab w:val="num" w:pos="1440"/>
+        </w:tabs>
+        <w:ind w:left="1440" w:hanging="360"/>
+      </w:pPr>
+      <w:rPr>
+        <w:rFonts w:ascii="Courier New" w:hAnsi="Courier New" w:hint="default"/>
+        <w:sz w:val="20"/>
+      </w:rPr>
+    </w:lvl>
+    <w:lvl w:ilvl="2" w:tentative="1">
+      <w:start w:val="1"/>
+      <w:numFmt w:val="bullet"/>
+      <w:lvlText w:val=""/>
+      <w:lvlJc w:val="left"/>
+      <w:pPr>
+        <w:tabs>
+          <w:tab w:val="num" w:pos="2160"/>
+        </w:tabs>
+        <w:ind w:left="2160" w:hanging="360"/>
+      </w:pPr>
+      <w:rPr>
+        <w:rFonts w:ascii="Wingdings" w:hAnsi="Wingdings" w:hint="default"/>
+        <w:sz w:val="20"/>
+      </w:rPr>
+    </w:lvl>
+    <w:lvl w:ilvl="3" w:tentative="1">
+      <w:start w:val="1"/>
+      <w:numFmt w:val="bullet"/>
+      <w:lvlText w:val=""/>
+      <w:lvlJc w:val="left"/>
+      <w:pPr>
+        <w:tabs>
+          <w:tab w:val="num" w:pos="2880"/>
+        </w:tabs>
+        <w:ind w:left="2880" w:hanging="360"/>
+      </w:pPr>
+      <w:rPr>
+        <w:rFonts w:ascii="Wingdings" w:hAnsi="Wingdings" w:hint="default"/>
+        <w:sz w:val="20"/>
+      </w:rPr>
+    </w:lvl>
+    <w:lvl w:ilvl="4" w:tentative="1">
+      <w:start w:val="1"/>
+      <w:numFmt w:val="bullet"/>
+      <w:lvlText w:val=""/>
+      <w:lvlJc w:val="left"/>
+      <w:pPr>
+        <w:tabs>
+          <w:tab w:val="num" w:pos="3600"/>
+        </w:tabs>
+        <w:ind w:left="3600" w:hanging="360"/>
+      </w:pPr>
+      <w:rPr>
+        <w:rFonts w:ascii="Wingdings" w:hAnsi="Wingdings" w:hint="default"/>
+        <w:sz w:val="20"/>
+      </w:rPr>
+    </w:lvl>
+    <w:lvl w:ilvl="5" w:tentative="1">
+      <w:start w:val="1"/>
+      <w:numFmt w:val="bullet"/>
+      <w:lvlText w:val=""/>
+      <w:lvlJc w:val="left"/>
+      <w:pPr>
+        <w:tabs>
+          <w:tab w:val="num" w:pos="4320"/>
+        </w:tabs>
+        <w:ind w:left="4320" w:hanging="360"/>
+      </w:pPr>
+      <w:rPr>
+        <w:rFonts w:ascii="Wingdings" w:hAnsi="Wingdings" w:hint="default"/>
+        <w:sz w:val="20"/>
+      </w:rPr>
+    </w:lvl>
+    <w:lvl w:ilvl="6" w:tentative="1">
+      <w:start w:val="1"/>
+      <w:numFmt w:val="bullet"/>
+      <w:lvlText w:val=""/>
+      <w:lvlJc w:val="left"/>
+      <w:pPr>
+        <w:tabs>
+          <w:tab w:val="num" w:pos="5040"/>
+        </w:tabs>
+        <w:ind w:left="5040" w:hanging="360"/>
+      </w:pPr>
+      <w:rPr>
+        <w:rFonts w:ascii="Wingdings" w:hAnsi="Wingdings" w:hint="default"/>
+        <w:sz w:val="20"/>
+      </w:rPr>
+    </w:lvl>
+    <w:lvl w:ilvl="7" w:tentative="1">
+      <w:start w:val="1"/>
+      <w:numFmt w:val="bullet"/>
+      <w:lvlText w:val=""/>
+      <w:lvlJc w:val="left"/>
+      <w:pPr>
+        <w:tabs>
+          <w:tab w:val="num" w:pos="5760"/>
+        </w:tabs>
+        <w:ind w:left="5760" w:hanging="360"/>
+      </w:pPr>
+      <w:rPr>
+        <w:rFonts w:ascii="Wingdings" w:hAnsi="Wingdings" w:hint="default"/>
+        <w:sz w:val="20"/>
+      </w:rPr>
+    </w:lvl>
+    <w:lvl w:ilvl="8" w:tentative="1">
+      <w:start w:val="1"/>
+      <w:numFmt w:val="bullet"/>
+      <w:lvlText w:val=""/>
+      <w:lvlJc w:val="left"/>
+      <w:pPr>
+        <w:tabs>
+          <w:tab w:val="num" w:pos="6480"/>
+        </w:tabs>
+        <w:ind w:left="6480" w:hanging="360"/>
+      </w:pPr>
+      <w:rPr>
+        <w:rFonts w:ascii="Wingdings" w:hAnsi="Wingdings" w:hint="default"/>
+        <w:sz w:val="20"/>
+      </w:rPr>
+    </w:lvl>
+  </w:abstractNum>
+  <w:abstractNum w:abstractNumId="9" w15:restartNumberingAfterBreak="0">
+    <w:nsid w:val="660D52CA"/>
+    <w:multiLevelType w:val="multilevel"/>
+    <w:tmpl w:val="9F4A67DE"/>
+    <w:lvl w:ilvl="0">
+      <w:start w:val="1"/>
+      <w:numFmt w:val="bullet"/>
+      <w:lvlText w:val=""/>
+      <w:lvlJc w:val="left"/>
+      <w:pPr>
+        <w:tabs>
+          <w:tab w:val="num" w:pos="720"/>
+        </w:tabs>
+        <w:ind w:left="720" w:hanging="360"/>
+      </w:pPr>
+      <w:rPr>
+        <w:rFonts w:ascii="Symbol" w:hAnsi="Symbol" w:hint="default"/>
+        <w:sz w:val="20"/>
+      </w:rPr>
+    </w:lvl>
+    <w:lvl w:ilvl="1" w:tentative="1">
+      <w:start w:val="1"/>
+      <w:numFmt w:val="bullet"/>
+      <w:lvlText w:val="o"/>
+      <w:lvlJc w:val="left"/>
+      <w:pPr>
+        <w:tabs>
+          <w:tab w:val="num" w:pos="1440"/>
+        </w:tabs>
+        <w:ind w:left="1440" w:hanging="360"/>
+      </w:pPr>
+      <w:rPr>
+        <w:rFonts w:ascii="Courier New" w:hAnsi="Courier New" w:hint="default"/>
+        <w:sz w:val="20"/>
+      </w:rPr>
+    </w:lvl>
+    <w:lvl w:ilvl="2" w:tentative="1">
+      <w:start w:val="1"/>
+      <w:numFmt w:val="bullet"/>
+      <w:lvlText w:val=""/>
+      <w:lvlJc w:val="left"/>
+      <w:pPr>
+        <w:tabs>
+          <w:tab w:val="num" w:pos="2160"/>
+        </w:tabs>
+        <w:ind w:left="2160" w:hanging="360"/>
+      </w:pPr>
+      <w:rPr>
+        <w:rFonts w:ascii="Wingdings" w:hAnsi="Wingdings" w:hint="default"/>
+        <w:sz w:val="20"/>
+      </w:rPr>
+    </w:lvl>
+    <w:lvl w:ilvl="3" w:tentative="1">
+      <w:start w:val="1"/>
+      <w:numFmt w:val="bullet"/>
+      <w:lvlText w:val=""/>
+      <w:lvlJc w:val="left"/>
+      <w:pPr>
+        <w:tabs>
+          <w:tab w:val="num" w:pos="2880"/>
+        </w:tabs>
+        <w:ind w:left="2880" w:hanging="360"/>
+      </w:pPr>
+      <w:rPr>
+        <w:rFonts w:ascii="Wingdings" w:hAnsi="Wingdings" w:hint="default"/>
+        <w:sz w:val="20"/>
+      </w:rPr>
+    </w:lvl>
+    <w:lvl w:ilvl="4" w:tentative="1">
+      <w:start w:val="1"/>
+      <w:numFmt w:val="bullet"/>
+      <w:lvlText w:val=""/>
+      <w:lvlJc w:val="left"/>
+      <w:pPr>
+        <w:tabs>
+          <w:tab w:val="num" w:pos="3600"/>
+        </w:tabs>
+        <w:ind w:left="3600" w:hanging="360"/>
+      </w:pPr>
+      <w:rPr>
+        <w:rFonts w:ascii="Wingdings" w:hAnsi="Wingdings" w:hint="default"/>
+        <w:sz w:val="20"/>
+      </w:rPr>
+    </w:lvl>
+    <w:lvl w:ilvl="5" w:tentative="1">
+      <w:start w:val="1"/>
+      <w:numFmt w:val="bullet"/>
+      <w:lvlText w:val=""/>
+      <w:lvlJc w:val="left"/>
+      <w:pPr>
+        <w:tabs>
+          <w:tab w:val="num" w:pos="4320"/>
+        </w:tabs>
+        <w:ind w:left="4320" w:hanging="360"/>
+      </w:pPr>
+      <w:rPr>
+        <w:rFonts w:ascii="Wingdings" w:hAnsi="Wingdings" w:hint="default"/>
+        <w:sz w:val="20"/>
+      </w:rPr>
+    </w:lvl>
+    <w:lvl w:ilvl="6" w:tentative="1">
+      <w:start w:val="1"/>
+      <w:numFmt w:val="bullet"/>
+      <w:lvlText w:val=""/>
+      <w:lvlJc w:val="left"/>
+      <w:pPr>
+        <w:tabs>
+          <w:tab w:val="num" w:pos="5040"/>
+        </w:tabs>
+        <w:ind w:left="5040" w:hanging="360"/>
+      </w:pPr>
+      <w:rPr>
+        <w:rFonts w:ascii="Wingdings" w:hAnsi="Wingdings" w:hint="default"/>
+        <w:sz w:val="20"/>
+      </w:rPr>
+    </w:lvl>
+    <w:lvl w:ilvl="7" w:tentative="1">
+      <w:start w:val="1"/>
+      <w:numFmt w:val="bullet"/>
+      <w:lvlText w:val=""/>
+      <w:lvlJc w:val="left"/>
+      <w:pPr>
+        <w:tabs>
+          <w:tab w:val="num" w:pos="5760"/>
+        </w:tabs>
+        <w:ind w:left="5760" w:hanging="360"/>
+      </w:pPr>
+      <w:rPr>
+        <w:rFonts w:ascii="Wingdings" w:hAnsi="Wingdings" w:hint="default"/>
+        <w:sz w:val="20"/>
+      </w:rPr>
+    </w:lvl>
+    <w:lvl w:ilvl="8" w:tentative="1">
+      <w:start w:val="1"/>
+      <w:numFmt w:val="bullet"/>
+      <w:lvlText w:val=""/>
+      <w:lvlJc w:val="left"/>
+      <w:pPr>
+        <w:tabs>
+          <w:tab w:val="num" w:pos="6480"/>
+        </w:tabs>
+        <w:ind w:left="6480" w:hanging="360"/>
+      </w:pPr>
+      <w:rPr>
+        <w:rFonts w:ascii="Wingdings" w:hAnsi="Wingdings" w:hint="default"/>
+        <w:sz w:val="20"/>
+      </w:rPr>
+    </w:lvl>
+  </w:abstractNum>
+  <w:num w:numId="1" w16cid:durableId="458381352">
+    <w:abstractNumId w:val="9"/>
+  </w:num>
+  <w:num w:numId="2" w16cid:durableId="1689521651">
+    <w:abstractNumId w:val="4"/>
+  </w:num>
+  <w:num w:numId="3" w16cid:durableId="1297418437">
+    <w:abstractNumId w:val="5"/>
+  </w:num>
+  <w:num w:numId="4" w16cid:durableId="2100714491">
+    <w:abstractNumId w:val="1"/>
+  </w:num>
+  <w:num w:numId="5" w16cid:durableId="1415973957">
+    <w:abstractNumId w:val="0"/>
+  </w:num>
+  <w:num w:numId="6" w16cid:durableId="1339163730">
+    <w:abstractNumId w:val="7"/>
+  </w:num>
+  <w:num w:numId="7" w16cid:durableId="193229214">
+    <w:abstractNumId w:val="8"/>
+  </w:num>
+  <w:num w:numId="8" w16cid:durableId="1131902185">
+    <w:abstractNumId w:val="2"/>
+  </w:num>
+  <w:num w:numId="9" w16cid:durableId="1996954179">
+    <w:abstractNumId w:val="6"/>
+  </w:num>
+  <w:num w:numId="10" w16cid:durableId="1198007440">
+    <w:abstractNumId w:val="3"/>
+  </w:num>
+</w:numbering>
 </file>
 
 <file path=word/styles.xml><?xml version="1.0" encoding="utf-8"?>
